--- a/Owen Till - Resume.docx
+++ b/Owen Till - Resume.docx
@@ -1,8 +1,8 @@
 
 <file path=word/document.xml><?xml version="1.0" encoding="utf-8"?>
-<w:document xmlns:w14="http://schemas.microsoft.com/office/word/2010/wordml" xmlns:wp14="http://schemas.microsoft.com/office/word/2010/wordprocessingDrawing" xmlns:ve="http://schemas.openxmlformats.org/markup-compatibility/2006" xmlns:o="urn:schemas-microsoft-com:office:office" xmlns:r="http://schemas.openxmlformats.org/officeDocument/2006/relationships" xmlns:m="http://schemas.openxmlformats.org/officeDocument/2006/math" xmlns:v="urn:schemas-microsoft-com:vml" xmlns:wp="http://schemas.openxmlformats.org/drawingml/2006/wordprocessingDrawing" xmlns:w10="urn:schemas-microsoft-com:office:word" xmlns:w="http://schemas.openxmlformats.org/wordprocessingml/2006/main" xmlns:wne="http://schemas.microsoft.com/office/word/2006/wordml" xmlns:mc="http://schemas.openxmlformats.org/markup-compatibility/2006" mc:Ignorable="w14 wp14">
+<w:document xmlns:ve="http://schemas.openxmlformats.org/markup-compatibility/2006" xmlns:o="urn:schemas-microsoft-com:office:office" xmlns:r="http://schemas.openxmlformats.org/officeDocument/2006/relationships" xmlns:m="http://schemas.openxmlformats.org/officeDocument/2006/math" xmlns:v="urn:schemas-microsoft-com:vml" xmlns:wp="http://schemas.openxmlformats.org/drawingml/2006/wordprocessingDrawing" xmlns:w10="urn:schemas-microsoft-com:office:word" xmlns:w="http://schemas.openxmlformats.org/wordprocessingml/2006/main" xmlns:wne="http://schemas.microsoft.com/office/word/2006/wordml">
   <w:body>
-    <w:p xmlns:wp14="http://schemas.microsoft.com/office/word/2010/wordml" wp14:textId="77777777">
+    <w:p>
       <w:pPr>
         <w:spacing w:line="240" w:lineRule="auto"/>
         <w:rPr>
@@ -82,7 +82,7 @@
         </w:rPr>
         <w:tab/>
       </w:r>
-      <w:hyperlink w:history="1" r:id="rId5">
+      <w:hyperlink r:id="rId5" w:history="1">
         <w:r>
           <w:rPr>
             <w:rStyle w:val="Hyperlink"/>
@@ -93,7 +93,7 @@
         </w:r>
       </w:hyperlink>
     </w:p>
-    <w:p xmlns:wp14="http://schemas.microsoft.com/office/word/2010/wordml" wp14:textId="77777777">
+    <w:p>
       <w:pPr>
         <w:spacing w:line="240" w:lineRule="auto"/>
         <w:rPr>
@@ -163,16 +163,10 @@
           <w:szCs w:val="12"/>
         </w:rPr>
         <w:tab/>
-      </w:r>
-      <w:r>
-        <w:rPr>
-          <w:sz w:val="12"/>
-          <w:szCs w:val="12"/>
-        </w:rPr>
         <w:t>401-378-4592</w:t>
       </w:r>
     </w:p>
-    <w:p xmlns:wp14="http://schemas.microsoft.com/office/word/2010/wordml" wp14:textId="0168DB41">
+    <w:p>
       <w:pPr>
         <w:spacing w:line="240" w:lineRule="auto"/>
         <w:rPr>
@@ -183,9 +177,9 @@
       </w:pPr>
       <w:r>
         <w:rPr>
-          <w:b w:val="1"/>
-          <w:bCs w:val="1"/>
-          <w:color w:val="000000" w:themeColor="text1" w:themeTint="FF" w:themeShade="FF"/>
+          <w:b/>
+          <w:bCs/>
+          <w:color w:val="000000" w:themeColor="text1"/>
           <w:sz w:val="18"/>
           <w:szCs w:val="18"/>
         </w:rPr>
@@ -193,7 +187,7 @@
       </w:r>
       <w:r>
         <w:rPr>
-          <w:color w:val="000000" w:themeColor="text1" w:themeTint="FF" w:themeShade="FF"/>
+          <w:color w:val="000000" w:themeColor="text1"/>
           <w:sz w:val="18"/>
           <w:szCs w:val="18"/>
         </w:rPr>
@@ -201,7 +195,7 @@
       </w:r>
       <w:r>
         <w:rPr>
-          <w:color w:val="000000" w:themeColor="text1" w:themeTint="FF" w:themeShade="FF"/>
+          <w:color w:val="000000" w:themeColor="text1"/>
           <w:sz w:val="18"/>
           <w:szCs w:val="18"/>
         </w:rPr>
@@ -209,7 +203,7 @@
       </w:r>
       <w:r>
         <w:rPr>
-          <w:color w:val="000000" w:themeColor="text1" w:themeTint="FF" w:themeShade="FF"/>
+          <w:color w:val="000000" w:themeColor="text1"/>
           <w:sz w:val="18"/>
           <w:szCs w:val="18"/>
         </w:rPr>
@@ -217,7 +211,7 @@
       </w:r>
       <w:r>
         <w:rPr>
-          <w:color w:val="000000" w:themeColor="text1" w:themeTint="FF" w:themeShade="FF"/>
+          <w:color w:val="000000" w:themeColor="text1"/>
           <w:sz w:val="18"/>
           <w:szCs w:val="18"/>
         </w:rPr>
@@ -225,19 +219,19 @@
       </w:r>
       <w:r>
         <w:rPr>
-          <w:color w:val="000000" w:themeColor="text1" w:themeTint="FF" w:themeShade="FF"/>
+          <w:color w:val="000000" w:themeColor="text1"/>
           <w:sz w:val="18"/>
           <w:szCs w:val="18"/>
         </w:rPr>
         <w:t xml:space="preserve"> Degree</w:t>
       </w:r>
     </w:p>
-    <w:p xmlns:wp14="http://schemas.microsoft.com/office/word/2010/wordml" wp14:textId="1B118C6E">
+    <w:p>
       <w:pPr>
         <w:spacing w:line="240" w:lineRule="auto"/>
         <w:rPr>
-          <w:b w:val="1"/>
-          <w:bCs w:val="1"/>
+          <w:b/>
+          <w:bCs/>
           <w:color w:val="000000" w:themeColor="text1"/>
           <w:sz w:val="18"/>
           <w:szCs w:val="18"/>
@@ -245,9 +239,9 @@
       </w:pPr>
       <w:r>
         <w:rPr>
-          <w:b w:val="1"/>
-          <w:bCs w:val="1"/>
-          <w:color w:val="000000" w:themeColor="text1" w:themeTint="FF" w:themeShade="FF"/>
+          <w:b/>
+          <w:bCs/>
+          <w:color w:val="000000" w:themeColor="text1"/>
           <w:sz w:val="18"/>
           <w:szCs w:val="18"/>
         </w:rPr>
@@ -255,16 +249,16 @@
       </w:r>
       <w:r>
         <w:rPr>
-          <w:b w:val="1"/>
-          <w:bCs w:val="1"/>
-          <w:color w:val="000000" w:themeColor="text1" w:themeTint="FF" w:themeShade="FF"/>
+          <w:b/>
+          <w:bCs/>
+          <w:color w:val="000000" w:themeColor="text1"/>
           <w:sz w:val="18"/>
           <w:szCs w:val="18"/>
         </w:rPr>
         <w:t>:</w:t>
       </w:r>
     </w:p>
-    <w:p xmlns:wp14="http://schemas.microsoft.com/office/word/2010/wordml" wp14:textId="3A0076BF">
+    <w:p>
       <w:pPr>
         <w:spacing w:line="240" w:lineRule="auto"/>
         <w:rPr>
@@ -275,9 +269,9 @@
       </w:pPr>
       <w:r>
         <w:rPr>
-          <w:b w:val="1"/>
-          <w:bCs w:val="1"/>
-          <w:color w:val="000000" w:themeColor="text1" w:themeTint="FF" w:themeShade="FF"/>
+          <w:b/>
+          <w:bCs/>
+          <w:color w:val="000000" w:themeColor="text1"/>
           <w:sz w:val="16"/>
           <w:szCs w:val="16"/>
         </w:rPr>
@@ -285,7 +279,7 @@
       </w:r>
       <w:r>
         <w:rPr>
-          <w:color w:val="000000" w:themeColor="text1" w:themeTint="FF" w:themeShade="FF"/>
+          <w:color w:val="000000" w:themeColor="text1"/>
           <w:sz w:val="16"/>
           <w:szCs w:val="16"/>
         </w:rPr>
@@ -293,7 +287,55 @@
       </w:r>
       <w:r>
         <w:rPr>
-          <w:color w:val="000000" w:themeColor="text1" w:themeTint="FF" w:themeShade="FF"/>
+          <w:color w:val="000000" w:themeColor="text1"/>
+          <w:sz w:val="16"/>
+          <w:szCs w:val="16"/>
+        </w:rPr>
+        <w:t>6</w:t>
+      </w:r>
+      <w:r>
+        <w:rPr>
+          <w:color w:val="000000" w:themeColor="text1"/>
+          <w:sz w:val="16"/>
+          <w:szCs w:val="16"/>
+        </w:rPr>
+        <w:t xml:space="preserve"> years), C++ (</w:t>
+      </w:r>
+      <w:r>
+        <w:rPr>
+          <w:color w:val="000000" w:themeColor="text1"/>
+          <w:sz w:val="16"/>
+          <w:szCs w:val="16"/>
+        </w:rPr>
+        <w:t>4</w:t>
+      </w:r>
+      <w:r>
+        <w:rPr>
+          <w:color w:val="000000" w:themeColor="text1"/>
+          <w:sz w:val="16"/>
+          <w:szCs w:val="16"/>
+        </w:rPr>
+        <w:t xml:space="preserve"> years), HTML (</w:t>
+      </w:r>
+      <w:r>
+        <w:rPr>
+          <w:color w:val="000000" w:themeColor="text1"/>
+          <w:sz w:val="16"/>
+          <w:szCs w:val="16"/>
+        </w:rPr>
+        <w:t>4</w:t>
+      </w:r>
+      <w:r>
+        <w:rPr>
+          <w:color w:val="000000" w:themeColor="text1"/>
+          <w:sz w:val="16"/>
+          <w:szCs w:val="16"/>
+        </w:rPr>
+        <w:t xml:space="preserve"> years), JavaScript (</w:t>
+      </w:r>
+      <w:r>
+        <w:rPr>
+          <w:color w:val="000000" w:themeColor="text1"/>
           <w:sz w:val="16"/>
           <w:szCs w:val="16"/>
         </w:rPr>
@@ -301,15 +343,41 @@
       </w:r>
       <w:r>
         <w:rPr>
-          <w:color w:val="000000" w:themeColor="text1" w:themeTint="FF" w:themeShade="FF"/>
-          <w:sz w:val="16"/>
-          <w:szCs w:val="16"/>
-        </w:rPr>
-        <w:t xml:space="preserve"> years), C++ (</w:t>
-      </w:r>
-      <w:r>
-        <w:rPr>
-          <w:color w:val="000000" w:themeColor="text1" w:themeTint="FF" w:themeShade="FF"/>
+          <w:color w:val="000000" w:themeColor="text1"/>
+          <w:sz w:val="16"/>
+          <w:szCs w:val="16"/>
+        </w:rPr>
+        <w:t xml:space="preserve"> years)</w:t>
+      </w:r>
+      <w:r>
+        <w:rPr>
+          <w:color w:val="000000" w:themeColor="text1"/>
+          <w:sz w:val="16"/>
+          <w:szCs w:val="16"/>
+        </w:rPr>
+        <w:t xml:space="preserve">, </w:t>
+      </w:r>
+      <w:proofErr w:type="spellStart"/>
+      <w:r>
+        <w:rPr>
+          <w:color w:val="000000" w:themeColor="text1"/>
+          <w:sz w:val="16"/>
+          <w:szCs w:val="16"/>
+        </w:rPr>
+        <w:t>GDScript</w:t>
+      </w:r>
+      <w:proofErr w:type="spellEnd"/>
+      <w:r>
+        <w:rPr>
+          <w:color w:val="000000" w:themeColor="text1"/>
+          <w:sz w:val="16"/>
+          <w:szCs w:val="16"/>
+        </w:rPr>
+        <w:t xml:space="preserve"> (</w:t>
+      </w:r>
+      <w:r>
+        <w:rPr>
+          <w:color w:val="000000" w:themeColor="text1"/>
           <w:sz w:val="16"/>
           <w:szCs w:val="16"/>
         </w:rPr>
@@ -317,95 +385,15 @@
       </w:r>
       <w:r>
         <w:rPr>
-          <w:color w:val="000000" w:themeColor="text1" w:themeTint="FF" w:themeShade="FF"/>
-          <w:sz w:val="16"/>
-          <w:szCs w:val="16"/>
-        </w:rPr>
-        <w:t xml:space="preserve"> years), HTML (</w:t>
-      </w:r>
-      <w:r>
-        <w:rPr>
-          <w:color w:val="000000" w:themeColor="text1" w:themeTint="FF" w:themeShade="FF"/>
-          <w:sz w:val="16"/>
-          <w:szCs w:val="16"/>
-        </w:rPr>
-        <w:t>3</w:t>
-      </w:r>
-      <w:r>
-        <w:rPr>
-          <w:color w:val="000000" w:themeColor="text1" w:themeTint="FF" w:themeShade="FF"/>
-          <w:sz w:val="16"/>
-          <w:szCs w:val="16"/>
-        </w:rPr>
-        <w:t xml:space="preserve"> years), JavaScript (</w:t>
-      </w:r>
-      <w:r>
-        <w:rPr>
-          <w:color w:val="000000" w:themeColor="text1" w:themeTint="FF" w:themeShade="FF"/>
-          <w:sz w:val="16"/>
-          <w:szCs w:val="16"/>
-        </w:rPr>
-        <w:t>4</w:t>
-      </w:r>
-      <w:r>
-        <w:rPr>
-          <w:color w:val="000000" w:themeColor="text1" w:themeTint="FF" w:themeShade="FF"/>
-          <w:sz w:val="16"/>
-          <w:szCs w:val="16"/>
-        </w:rPr>
-        <w:t xml:space="preserve"> years)</w:t>
-      </w:r>
-      <w:r>
-        <w:rPr>
-          <w:color w:val="000000" w:themeColor="text1" w:themeTint="FF" w:themeShade="FF"/>
-          <w:sz w:val="16"/>
-          <w:szCs w:val="16"/>
-        </w:rPr>
-        <w:t xml:space="preserve">, </w:t>
-      </w:r>
-      <w:r>
-        <w:rPr>
-          <w:color w:val="000000" w:themeColor="text1" w:themeTint="FF" w:themeShade="FF"/>
-          <w:sz w:val="16"/>
-          <w:szCs w:val="16"/>
-        </w:rPr>
-        <w:t>GDScript</w:t>
-      </w:r>
-      <w:r>
-        <w:rPr>
-          <w:color w:val="000000" w:themeColor="text1" w:themeTint="FF" w:themeShade="FF"/>
-          <w:sz w:val="16"/>
-          <w:szCs w:val="16"/>
-        </w:rPr>
-        <w:t xml:space="preserve"> (</w:t>
-      </w:r>
-      <w:r>
-        <w:rPr>
-          <w:color w:val="000000" w:themeColor="text1" w:themeTint="FF" w:themeShade="FF"/>
-          <w:sz w:val="16"/>
-          <w:szCs w:val="16"/>
-        </w:rPr>
-        <w:t>2</w:t>
-      </w:r>
-      <w:r>
-        <w:rPr>
-          <w:color w:val="000000" w:themeColor="text1" w:themeTint="FF" w:themeShade="FF"/>
-          <w:sz w:val="16"/>
-          <w:szCs w:val="16"/>
-        </w:rPr>
-        <w:t xml:space="preserve"> yea</w:t>
-      </w:r>
-      <w:r>
-        <w:rPr>
-          <w:color w:val="000000" w:themeColor="text1" w:themeTint="FF" w:themeShade="FF"/>
-          <w:sz w:val="16"/>
-          <w:szCs w:val="16"/>
-        </w:rPr>
-        <w:t>r</w:t>
-      </w:r>
-      <w:r>
-        <w:rPr>
-          <w:color w:val="000000" w:themeColor="text1" w:themeTint="FF" w:themeShade="FF"/>
+          <w:color w:val="000000" w:themeColor="text1"/>
+          <w:sz w:val="16"/>
+          <w:szCs w:val="16"/>
+        </w:rPr>
+        <w:t xml:space="preserve"> year</w:t>
+      </w:r>
+      <w:r>
+        <w:rPr>
+          <w:color w:val="000000" w:themeColor="text1"/>
           <w:sz w:val="16"/>
           <w:szCs w:val="16"/>
         </w:rPr>
@@ -413,14 +401,14 @@
       </w:r>
       <w:r>
         <w:rPr>
-          <w:color w:val="000000" w:themeColor="text1" w:themeTint="FF" w:themeShade="FF"/>
+          <w:color w:val="000000" w:themeColor="text1"/>
           <w:sz w:val="16"/>
           <w:szCs w:val="16"/>
         </w:rPr>
         <w:t>)</w:t>
       </w:r>
     </w:p>
-    <w:p xmlns:wp14="http://schemas.microsoft.com/office/word/2010/wordml" wp14:textId="3ADEE1F9">
+    <w:p>
       <w:pPr>
         <w:spacing w:line="240" w:lineRule="auto"/>
         <w:rPr>
@@ -431,9 +419,9 @@
       </w:pPr>
       <w:r>
         <w:rPr>
-          <w:b w:val="1"/>
-          <w:bCs w:val="1"/>
-          <w:color w:val="000000" w:themeColor="text1" w:themeTint="FF" w:themeShade="FF"/>
+          <w:b/>
+          <w:bCs/>
+          <w:color w:val="000000" w:themeColor="text1"/>
           <w:sz w:val="16"/>
           <w:szCs w:val="16"/>
         </w:rPr>
@@ -441,14 +429,48 @@
       </w:r>
       <w:r>
         <w:rPr>
-          <w:color w:val="000000" w:themeColor="text1" w:themeTint="FF" w:themeShade="FF"/>
-          <w:sz w:val="16"/>
-          <w:szCs w:val="16"/>
-        </w:rPr>
-        <w:t xml:space="preserve"> Visual Studio 2015/2019/2022, Unity, Godot, Adobe Photoshop, Adobe Premiere Pro</w:t>
-      </w:r>
-    </w:p>
-    <w:p xmlns:wp14="http://schemas.microsoft.com/office/word/2010/wordml" wp14:textId="26538EF4">
+          <w:color w:val="000000" w:themeColor="text1"/>
+          <w:sz w:val="16"/>
+          <w:szCs w:val="16"/>
+        </w:rPr>
+        <w:t xml:space="preserve"> Visual Studio 2015/2019/2022, Unity,</w:t>
+      </w:r>
+      <w:r>
+        <w:rPr>
+          <w:color w:val="000000" w:themeColor="text1"/>
+          <w:sz w:val="16"/>
+          <w:szCs w:val="16"/>
+        </w:rPr>
+        <w:t xml:space="preserve"> Unreal,</w:t>
+      </w:r>
+      <w:r>
+        <w:rPr>
+          <w:color w:val="000000" w:themeColor="text1"/>
+          <w:sz w:val="16"/>
+          <w:szCs w:val="16"/>
+        </w:rPr>
+        <w:t xml:space="preserve"> </w:t>
+      </w:r>
+      <w:proofErr w:type="spellStart"/>
+      <w:r>
+        <w:rPr>
+          <w:color w:val="000000" w:themeColor="text1"/>
+          <w:sz w:val="16"/>
+          <w:szCs w:val="16"/>
+        </w:rPr>
+        <w:t>Godot</w:t>
+      </w:r>
+      <w:proofErr w:type="spellEnd"/>
+      <w:r>
+        <w:rPr>
+          <w:color w:val="000000" w:themeColor="text1"/>
+          <w:sz w:val="16"/>
+          <w:szCs w:val="16"/>
+        </w:rPr>
+        <w:t>, Adobe Photoshop, Adobe Premiere Pro</w:t>
+      </w:r>
+    </w:p>
+    <w:p>
       <w:pPr>
         <w:spacing w:line="240" w:lineRule="auto"/>
         <w:rPr>
@@ -459,9 +481,9 @@
       </w:pPr>
       <w:r>
         <w:rPr>
-          <w:b w:val="1"/>
-          <w:bCs w:val="1"/>
-          <w:color w:val="000000" w:themeColor="text1" w:themeTint="FF" w:themeShade="FF"/>
+          <w:b/>
+          <w:bCs/>
+          <w:color w:val="000000" w:themeColor="text1"/>
           <w:sz w:val="16"/>
           <w:szCs w:val="16"/>
         </w:rPr>
@@ -469,7 +491,7 @@
       </w:r>
       <w:r>
         <w:rPr>
-          <w:color w:val="000000" w:themeColor="text1" w:themeTint="FF" w:themeShade="FF"/>
+          <w:color w:val="000000" w:themeColor="text1"/>
           <w:sz w:val="16"/>
           <w:szCs w:val="16"/>
         </w:rPr>
@@ -477,7 +499,7 @@
       </w:r>
       <w:r>
         <w:rPr>
-          <w:color w:val="000000" w:themeColor="text1" w:themeTint="FF" w:themeShade="FF"/>
+          <w:color w:val="000000" w:themeColor="text1"/>
           <w:sz w:val="16"/>
           <w:szCs w:val="16"/>
         </w:rPr>
@@ -485,15 +507,81 @@
       </w:r>
       <w:r>
         <w:rPr>
-          <w:color w:val="000000" w:themeColor="text1" w:themeTint="FF" w:themeShade="FF"/>
-          <w:sz w:val="16"/>
-          <w:szCs w:val="16"/>
-        </w:rPr>
-        <w:t xml:space="preserve"> and environmental objects.</w:t>
-      </w:r>
-      <w:r>
-        <w:rPr>
-          <w:color w:val="000000" w:themeColor="text1" w:themeTint="FF" w:themeShade="FF"/>
+          <w:color w:val="000000" w:themeColor="text1"/>
+          <w:sz w:val="16"/>
+          <w:szCs w:val="16"/>
+        </w:rPr>
+        <w:t xml:space="preserve"> and environmental </w:t>
+      </w:r>
+      <w:proofErr w:type="spellStart"/>
+      <w:r>
+        <w:rPr>
+          <w:color w:val="000000" w:themeColor="text1"/>
+          <w:sz w:val="16"/>
+          <w:szCs w:val="16"/>
+        </w:rPr>
+        <w:t>objects.Has</w:t>
+      </w:r>
+      <w:r>
+        <w:rPr>
+          <w:color w:val="000000" w:themeColor="text1"/>
+          <w:sz w:val="16"/>
+          <w:szCs w:val="16"/>
+        </w:rPr>
+        <w:t>worked</w:t>
+      </w:r>
+      <w:proofErr w:type="spellEnd"/>
+      <w:r>
+        <w:rPr>
+          <w:color w:val="000000" w:themeColor="text1"/>
+          <w:sz w:val="16"/>
+          <w:szCs w:val="16"/>
+        </w:rPr>
+        <w:t xml:space="preserve"> in teams of 2-10,with both artist and programmers</w:t>
+      </w:r>
+      <w:r>
+        <w:rPr>
+          <w:color w:val="000000" w:themeColor="text1"/>
+          <w:sz w:val="16"/>
+          <w:szCs w:val="16"/>
+        </w:rPr>
+        <w:t>, but also solo</w:t>
+      </w:r>
+      <w:r>
+        <w:rPr>
+          <w:color w:val="000000" w:themeColor="text1"/>
+          <w:sz w:val="16"/>
+          <w:szCs w:val="16"/>
+        </w:rPr>
+        <w:t xml:space="preserve"> on game jam games and games made in classes. Mainly took the role of programmer but also helped out with art</w:t>
+      </w:r>
+      <w:r>
+        <w:rPr>
+          <w:color w:val="000000" w:themeColor="text1"/>
+          <w:sz w:val="16"/>
+          <w:szCs w:val="16"/>
+        </w:rPr>
+        <w:t>,</w:t>
+      </w:r>
+      <w:r>
+        <w:rPr>
+          <w:color w:val="000000" w:themeColor="text1"/>
+          <w:sz w:val="16"/>
+          <w:szCs w:val="16"/>
+        </w:rPr>
+        <w:t xml:space="preserve"> level design</w:t>
+      </w:r>
+      <w:r>
+        <w:rPr>
+          <w:color w:val="000000" w:themeColor="text1"/>
+          <w:sz w:val="16"/>
+          <w:szCs w:val="16"/>
+        </w:rPr>
+        <w:t xml:space="preserve"> and made music</w:t>
+      </w:r>
+      <w:r>
+        <w:rPr>
+          <w:color w:val="000000" w:themeColor="text1"/>
           <w:sz w:val="16"/>
           <w:szCs w:val="16"/>
         </w:rPr>
@@ -501,171 +589,19 @@
       </w:r>
       <w:r>
         <w:rPr>
-          <w:color w:val="000000" w:themeColor="text1" w:themeTint="FF" w:themeShade="FF"/>
-          <w:sz w:val="16"/>
-          <w:szCs w:val="16"/>
-        </w:rPr>
-        <w:t>Has</w:t>
-      </w:r>
-      <w:r>
-        <w:rPr>
-          <w:color w:val="000000" w:themeColor="text1" w:themeTint="FF" w:themeShade="FF"/>
-          <w:sz w:val="16"/>
-          <w:szCs w:val="16"/>
-        </w:rPr>
-        <w:t xml:space="preserve"> </w:t>
-      </w:r>
-      <w:r>
-        <w:rPr>
-          <w:color w:val="000000" w:themeColor="text1" w:themeTint="FF" w:themeShade="FF"/>
-          <w:sz w:val="16"/>
-          <w:szCs w:val="16"/>
-        </w:rPr>
-        <w:t>worked</w:t>
-      </w:r>
-      <w:r>
-        <w:rPr>
-          <w:color w:val="000000" w:themeColor="text1" w:themeTint="FF" w:themeShade="FF"/>
-          <w:sz w:val="16"/>
-          <w:szCs w:val="16"/>
-        </w:rPr>
-        <w:t xml:space="preserve"> in teams of 2-</w:t>
-      </w:r>
-      <w:r>
-        <w:rPr>
-          <w:color w:val="000000" w:themeColor="text1" w:themeTint="FF" w:themeShade="FF"/>
-          <w:sz w:val="16"/>
-          <w:szCs w:val="16"/>
-        </w:rPr>
-        <w:t>10</w:t>
-      </w:r>
-      <w:r>
-        <w:rPr>
-          <w:color w:val="000000" w:themeColor="text1" w:themeTint="FF" w:themeShade="FF"/>
-          <w:sz w:val="16"/>
-          <w:szCs w:val="16"/>
-        </w:rPr>
-        <w:t>,</w:t>
-      </w:r>
-      <w:r>
-        <w:rPr>
-          <w:color w:val="000000" w:themeColor="text1" w:themeTint="FF" w:themeShade="FF"/>
-          <w:sz w:val="16"/>
-          <w:szCs w:val="16"/>
-        </w:rPr>
-        <w:t xml:space="preserve"> </w:t>
-      </w:r>
-      <w:r>
-        <w:rPr>
-          <w:color w:val="000000" w:themeColor="text1" w:themeTint="FF" w:themeShade="FF"/>
-          <w:sz w:val="16"/>
-          <w:szCs w:val="16"/>
-        </w:rPr>
-        <w:t>with</w:t>
-      </w:r>
-      <w:r>
-        <w:rPr>
-          <w:color w:val="000000" w:themeColor="text1" w:themeTint="FF" w:themeShade="FF"/>
-          <w:sz w:val="16"/>
-          <w:szCs w:val="16"/>
-        </w:rPr>
-        <w:t xml:space="preserve"> both </w:t>
-      </w:r>
-      <w:r>
-        <w:rPr>
-          <w:color w:val="000000" w:themeColor="text1" w:themeTint="FF" w:themeShade="FF"/>
-          <w:sz w:val="16"/>
-          <w:szCs w:val="16"/>
-        </w:rPr>
-        <w:t>artist</w:t>
-      </w:r>
-      <w:r>
-        <w:rPr>
-          <w:color w:val="000000" w:themeColor="text1" w:themeTint="FF" w:themeShade="FF"/>
-          <w:sz w:val="16"/>
-          <w:szCs w:val="16"/>
-        </w:rPr>
-        <w:t xml:space="preserve"> and programmers</w:t>
-      </w:r>
-      <w:r>
-        <w:rPr>
-          <w:color w:val="000000" w:themeColor="text1" w:themeTint="FF" w:themeShade="FF"/>
-          <w:sz w:val="16"/>
-          <w:szCs w:val="16"/>
-        </w:rPr>
-        <w:t>, but also solo</w:t>
-      </w:r>
-      <w:r>
-        <w:rPr>
-          <w:color w:val="000000" w:themeColor="text1" w:themeTint="FF" w:themeShade="FF"/>
-          <w:sz w:val="16"/>
-          <w:szCs w:val="16"/>
-        </w:rPr>
-        <w:t xml:space="preserve"> on game jam games and games made in classe</w:t>
-      </w:r>
-      <w:r>
-        <w:rPr>
-          <w:color w:val="000000" w:themeColor="text1" w:themeTint="FF" w:themeShade="FF"/>
-          <w:sz w:val="16"/>
-          <w:szCs w:val="16"/>
-        </w:rPr>
-        <w:t xml:space="preserve">s. </w:t>
-      </w:r>
-      <w:r>
-        <w:rPr>
-          <w:color w:val="000000" w:themeColor="text1" w:themeTint="FF" w:themeShade="FF"/>
-          <w:sz w:val="16"/>
-          <w:szCs w:val="16"/>
-        </w:rPr>
-        <w:t>Mainly took the role of programmer but also helped out with art</w:t>
-      </w:r>
-      <w:r>
-        <w:rPr>
-          <w:color w:val="000000" w:themeColor="text1" w:themeTint="FF" w:themeShade="FF"/>
-          <w:sz w:val="16"/>
-          <w:szCs w:val="16"/>
-        </w:rPr>
-        <w:t>,</w:t>
-      </w:r>
-      <w:r>
-        <w:rPr>
-          <w:color w:val="000000" w:themeColor="text1" w:themeTint="FF" w:themeShade="FF"/>
-          <w:sz w:val="16"/>
-          <w:szCs w:val="16"/>
-        </w:rPr>
-        <w:t xml:space="preserve"> level design</w:t>
-      </w:r>
-      <w:r>
-        <w:rPr>
-          <w:color w:val="000000" w:themeColor="text1" w:themeTint="FF" w:themeShade="FF"/>
-          <w:sz w:val="16"/>
-          <w:szCs w:val="16"/>
-        </w:rPr>
-        <w:t xml:space="preserve"> and made music</w:t>
-      </w:r>
-      <w:r>
-        <w:rPr>
-          <w:color w:val="000000" w:themeColor="text1" w:themeTint="FF" w:themeShade="FF"/>
-          <w:sz w:val="16"/>
-          <w:szCs w:val="16"/>
-        </w:rPr>
-        <w:t xml:space="preserve"> </w:t>
-      </w:r>
-      <w:r>
-        <w:rPr>
-          <w:color w:val="000000" w:themeColor="text1" w:themeTint="FF" w:themeShade="FF"/>
+          <w:color w:val="000000" w:themeColor="text1"/>
           <w:sz w:val="16"/>
           <w:szCs w:val="16"/>
         </w:rPr>
         <w:t>when needed.</w:t>
       </w:r>
     </w:p>
-    <w:p xmlns:wp14="http://schemas.microsoft.com/office/word/2010/wordml" wp14:textId="295B1BE7">
+    <w:p>
       <w:pPr>
         <w:spacing w:line="240" w:lineRule="auto"/>
         <w:rPr>
-          <w:b w:val="1"/>
-          <w:bCs w:val="1"/>
+          <w:b/>
+          <w:bCs/>
           <w:color w:val="000000" w:themeColor="text1"/>
           <w:sz w:val="18"/>
           <w:szCs w:val="18"/>
@@ -673,36 +609,58 @@
       </w:pPr>
       <w:r>
         <w:rPr>
-          <w:b w:val="1"/>
-          <w:bCs w:val="1"/>
-          <w:color w:val="000000" w:themeColor="text1" w:themeTint="FF" w:themeShade="FF"/>
+          <w:b/>
+          <w:bCs/>
+          <w:color w:val="000000" w:themeColor="text1"/>
           <w:sz w:val="18"/>
           <w:szCs w:val="18"/>
         </w:rPr>
-        <w:t xml:space="preserve">Some Of My </w:t>
-      </w:r>
-      <w:r>
-        <w:rPr>
-          <w:b w:val="1"/>
-          <w:bCs w:val="1"/>
-          <w:color w:val="000000" w:themeColor="text1" w:themeTint="FF" w:themeShade="FF"/>
+        <w:t xml:space="preserve">Some </w:t>
+      </w:r>
+      <w:proofErr w:type="gramStart"/>
+      <w:r>
+        <w:rPr>
+          <w:b/>
+          <w:bCs/>
+          <w:color w:val="000000" w:themeColor="text1"/>
           <w:sz w:val="18"/>
           <w:szCs w:val="18"/>
         </w:rPr>
-        <w:t>Project Experience</w:t>
-      </w:r>
-      <w:r>
-        <w:rPr>
-          <w:b w:val="1"/>
-          <w:bCs w:val="1"/>
-          <w:color w:val="000000" w:themeColor="text1" w:themeTint="FF" w:themeShade="FF"/>
+        <w:t>Of</w:t>
+      </w:r>
+      <w:proofErr w:type="gramEnd"/>
+      <w:r>
+        <w:rPr>
+          <w:b/>
+          <w:bCs/>
+          <w:color w:val="000000" w:themeColor="text1"/>
           <w:sz w:val="18"/>
           <w:szCs w:val="18"/>
         </w:rPr>
+        <w:t xml:space="preserve"> My </w:t>
+      </w:r>
+      <w:r>
+        <w:rPr>
+          <w:b/>
+          <w:bCs/>
+          <w:color w:val="000000" w:themeColor="text1"/>
+          <w:sz w:val="18"/>
+          <w:szCs w:val="18"/>
+        </w:rPr>
+        <w:t>Project Experience</w:t>
+      </w:r>
+      <w:r>
+        <w:rPr>
+          <w:b/>
+          <w:bCs/>
+          <w:color w:val="000000" w:themeColor="text1"/>
+          <w:sz w:val="18"/>
+          <w:szCs w:val="18"/>
+        </w:rPr>
         <w:t>:</w:t>
       </w:r>
     </w:p>
-    <w:p xmlns:wp14="http://schemas.microsoft.com/office/word/2010/wordml" wp14:textId="436EA3BF">
+    <w:p>
       <w:pPr>
         <w:pStyle w:val="ListParagraph"/>
         <w:numPr>
@@ -711,18 +669,18 @@
         </w:numPr>
         <w:spacing w:after="0" w:line="240" w:lineRule="auto"/>
         <w:rPr>
-          <w:i w:val="1"/>
-          <w:iCs w:val="1"/>
-          <w:color w:val="000000" w:themeColor="text1"/>
-          <w:sz w:val="16"/>
-          <w:szCs w:val="16"/>
-        </w:rPr>
-      </w:pPr>
-      <w:r>
-        <w:rPr>
-          <w:b w:val="1"/>
-          <w:bCs w:val="1"/>
-          <w:color w:val="000000" w:themeColor="text1" w:themeTint="FF" w:themeShade="FF"/>
+          <w:i/>
+          <w:iCs/>
+          <w:color w:val="000000" w:themeColor="text1"/>
+          <w:sz w:val="16"/>
+          <w:szCs w:val="16"/>
+        </w:rPr>
+      </w:pPr>
+      <w:r>
+        <w:rPr>
+          <w:b/>
+          <w:bCs/>
+          <w:color w:val="000000" w:themeColor="text1"/>
           <w:sz w:val="16"/>
           <w:szCs w:val="16"/>
         </w:rPr>
@@ -730,9 +688,9 @@
       </w:r>
       <w:r>
         <w:rPr>
-          <w:b w:val="1"/>
-          <w:bCs w:val="1"/>
-          <w:color w:val="000000" w:themeColor="text1" w:themeTint="FF" w:themeShade="FF"/>
+          <w:b/>
+          <w:bCs/>
+          <w:color w:val="000000" w:themeColor="text1"/>
           <w:sz w:val="16"/>
           <w:szCs w:val="16"/>
         </w:rPr>
@@ -740,9 +698,9 @@
       </w:r>
       <w:r>
         <w:rPr>
-          <w:b w:val="1"/>
-          <w:bCs w:val="1"/>
-          <w:color w:val="000000" w:themeColor="text1" w:themeTint="FF" w:themeShade="FF"/>
+          <w:b/>
+          <w:bCs/>
+          <w:color w:val="000000" w:themeColor="text1"/>
           <w:sz w:val="16"/>
           <w:szCs w:val="16"/>
         </w:rPr>
@@ -750,9 +708,9 @@
       </w:r>
       <w:r>
         <w:rPr>
-          <w:b w:val="1"/>
-          <w:bCs w:val="1"/>
-          <w:color w:val="000000" w:themeColor="text1" w:themeTint="FF" w:themeShade="FF"/>
+          <w:b/>
+          <w:bCs/>
+          <w:color w:val="000000" w:themeColor="text1"/>
           <w:sz w:val="16"/>
           <w:szCs w:val="16"/>
         </w:rPr>
@@ -760,24 +718,16 @@
       </w:r>
       <w:r>
         <w:rPr>
-          <w:color w:val="000000" w:themeColor="text1" w:themeTint="FF" w:themeShade="FF"/>
-          <w:sz w:val="16"/>
-          <w:szCs w:val="16"/>
-        </w:rPr>
-        <w:t xml:space="preserve"> </w:t>
-      </w:r>
-      <w:r>
-        <w:rPr>
-          <w:i w:val="1"/>
-          <w:iCs w:val="1"/>
-          <w:color w:val="000000" w:themeColor="text1" w:themeTint="FF" w:themeShade="FF"/>
+          <w:i/>
+          <w:iCs/>
+          <w:color w:val="000000" w:themeColor="text1"/>
           <w:sz w:val="16"/>
           <w:szCs w:val="16"/>
         </w:rPr>
         <w:t>2023</w:t>
       </w:r>
     </w:p>
-    <w:p xmlns:wp14="http://schemas.microsoft.com/office/word/2010/wordml" wp14:textId="1A1504AD">
+    <w:p>
       <w:pPr>
         <w:spacing w:after="0" w:line="240" w:lineRule="auto"/>
         <w:ind w:firstLine="360"/>
@@ -789,9 +739,9 @@
       </w:pPr>
       <w:r>
         <w:rPr>
-          <w:b w:val="1"/>
-          <w:bCs w:val="1"/>
-          <w:color w:val="000000" w:themeColor="text1" w:themeTint="FF" w:themeShade="FF"/>
+          <w:b/>
+          <w:bCs/>
+          <w:color w:val="000000" w:themeColor="text1"/>
           <w:sz w:val="16"/>
           <w:szCs w:val="16"/>
         </w:rPr>
@@ -799,7 +749,7 @@
       </w:r>
       <w:r>
         <w:rPr>
-          <w:color w:val="000000" w:themeColor="text1" w:themeTint="FF" w:themeShade="FF"/>
+          <w:color w:val="000000" w:themeColor="text1"/>
           <w:sz w:val="16"/>
           <w:szCs w:val="16"/>
         </w:rPr>
@@ -807,7 +757,7 @@
       </w:r>
       <w:r>
         <w:rPr>
-          <w:color w:val="000000" w:themeColor="text1" w:themeTint="FF" w:themeShade="FF"/>
+          <w:color w:val="000000" w:themeColor="text1"/>
           <w:sz w:val="16"/>
           <w:szCs w:val="16"/>
         </w:rPr>
@@ -815,7 +765,7 @@
       </w:r>
       <w:r>
         <w:rPr>
-          <w:color w:val="000000" w:themeColor="text1" w:themeTint="FF" w:themeShade="FF"/>
+          <w:color w:val="000000" w:themeColor="text1"/>
           <w:sz w:val="16"/>
           <w:szCs w:val="16"/>
         </w:rPr>
@@ -823,7 +773,7 @@
       </w:r>
       <w:r>
         <w:rPr>
-          <w:color w:val="000000" w:themeColor="text1" w:themeTint="FF" w:themeShade="FF"/>
+          <w:color w:val="000000" w:themeColor="text1"/>
           <w:sz w:val="16"/>
           <w:szCs w:val="16"/>
         </w:rPr>
@@ -831,7 +781,7 @@
       </w:r>
       <w:r>
         <w:rPr>
-          <w:color w:val="000000" w:themeColor="text1" w:themeTint="FF" w:themeShade="FF"/>
+          <w:color w:val="000000" w:themeColor="text1"/>
           <w:sz w:val="16"/>
           <w:szCs w:val="16"/>
         </w:rPr>
@@ -839,14 +789,14 @@
       </w:r>
       <w:r>
         <w:rPr>
-          <w:color w:val="000000" w:themeColor="text1" w:themeTint="FF" w:themeShade="FF"/>
+          <w:color w:val="000000" w:themeColor="text1"/>
           <w:sz w:val="16"/>
           <w:szCs w:val="16"/>
         </w:rPr>
         <w:t xml:space="preserve"> Designer</w:t>
       </w:r>
     </w:p>
-    <w:p xmlns:wp14="http://schemas.microsoft.com/office/word/2010/wordml" wp14:textId="37BB3477">
+    <w:p>
       <w:pPr>
         <w:spacing w:after="0" w:line="240" w:lineRule="auto"/>
         <w:ind w:firstLine="360"/>
@@ -858,9 +808,9 @@
       </w:pPr>
       <w:r>
         <w:rPr>
-          <w:b w:val="1"/>
-          <w:bCs w:val="1"/>
-          <w:color w:val="000000" w:themeColor="text1" w:themeTint="FF" w:themeShade="FF"/>
+          <w:b/>
+          <w:bCs/>
+          <w:color w:val="000000" w:themeColor="text1"/>
           <w:sz w:val="16"/>
           <w:szCs w:val="16"/>
         </w:rPr>
@@ -868,14 +818,14 @@
       </w:r>
       <w:r>
         <w:rPr>
-          <w:color w:val="000000" w:themeColor="text1" w:themeTint="FF" w:themeShade="FF"/>
+          <w:color w:val="000000" w:themeColor="text1"/>
           <w:sz w:val="16"/>
           <w:szCs w:val="16"/>
         </w:rPr>
         <w:t>C#</w:t>
       </w:r>
     </w:p>
-    <w:p xmlns:wp14="http://schemas.microsoft.com/office/word/2010/wordml" wp14:textId="4E3BCC52">
+    <w:p>
       <w:pPr>
         <w:spacing w:after="0" w:line="240" w:lineRule="auto"/>
         <w:ind w:firstLine="360"/>
@@ -887,9 +837,9 @@
       </w:pPr>
       <w:r>
         <w:rPr>
-          <w:b w:val="1"/>
-          <w:bCs w:val="1"/>
-          <w:color w:val="000000" w:themeColor="text1" w:themeTint="FF" w:themeShade="FF"/>
+          <w:b/>
+          <w:bCs/>
+          <w:color w:val="000000" w:themeColor="text1"/>
           <w:sz w:val="16"/>
           <w:szCs w:val="16"/>
         </w:rPr>
@@ -897,7 +847,7 @@
       </w:r>
       <w:r>
         <w:rPr>
-          <w:color w:val="000000" w:themeColor="text1" w:themeTint="FF" w:themeShade="FF"/>
+          <w:color w:val="000000" w:themeColor="text1"/>
           <w:sz w:val="16"/>
           <w:szCs w:val="16"/>
         </w:rPr>
@@ -905,30 +855,28 @@
       </w:r>
       <w:r>
         <w:rPr>
-          <w:color w:val="000000" w:themeColor="text1" w:themeTint="FF" w:themeShade="FF"/>
+          <w:color w:val="000000" w:themeColor="text1"/>
           <w:sz w:val="16"/>
           <w:szCs w:val="16"/>
         </w:rPr>
         <w:t xml:space="preserve"> 2D</w:t>
       </w:r>
     </w:p>
-    <w:p xmlns:wp14="http://schemas.microsoft.com/office/word/2010/wordml" wp14:textId="0E08D0F2">
+    <w:p>
       <w:pPr>
         <w:spacing w:line="240" w:lineRule="auto"/>
         <w:ind w:left="360"/>
         <w:rPr>
-          <w:rFonts w:ascii="Calibri" w:hAnsi="Calibri" w:eastAsia="Calibri" w:cs="Calibri"/>
-          <w:noProof w:val="0"/>
-          <w:sz w:val="16"/>
-          <w:szCs w:val="16"/>
-          <w:lang w:val="en-US"/>
-        </w:rPr>
-      </w:pPr>
-      <w:r>
-        <w:rPr>
-          <w:b w:val="1"/>
-          <w:bCs w:val="1"/>
-          <w:color w:val="000000" w:themeColor="text1" w:themeTint="FF" w:themeShade="FF"/>
+          <w:rFonts w:ascii="Calibri" w:eastAsia="Calibri" w:hAnsi="Calibri" w:cs="Calibri"/>
+          <w:sz w:val="16"/>
+          <w:szCs w:val="16"/>
+        </w:rPr>
+      </w:pPr>
+      <w:r>
+        <w:rPr>
+          <w:b/>
+          <w:bCs/>
+          <w:color w:val="000000" w:themeColor="text1"/>
           <w:sz w:val="16"/>
           <w:szCs w:val="16"/>
         </w:rPr>
@@ -936,18 +884,10 @@
       </w:r>
       <w:r>
         <w:rPr>
-          <w:rFonts w:ascii="Calibri" w:hAnsi="Calibri" w:eastAsia="Calibri" w:cs="Calibri" w:asciiTheme="minorAscii" w:hAnsiTheme="minorAscii" w:eastAsiaTheme="minorAscii" w:cstheme="minorAscii"/>
-          <w:b w:val="0"/>
-          <w:bCs w:val="0"/>
-          <w:i w:val="0"/>
-          <w:iCs w:val="0"/>
-          <w:caps w:val="0"/>
-          <w:smallCaps w:val="0"/>
-          <w:noProof w:val="0"/>
-          <w:color w:val="000000" w:themeColor="text1" w:themeTint="FF" w:themeShade="FF"/>
-          <w:sz w:val="16"/>
-          <w:szCs w:val="16"/>
-          <w:lang w:val="en-US"/>
+          <w:rFonts w:eastAsiaTheme="minorEastAsia"/>
+          <w:color w:val="000000" w:themeColor="text1"/>
+          <w:sz w:val="16"/>
+          <w:szCs w:val="16"/>
         </w:rPr>
         <w:t>Play as Benny, the escaped monkey, as you fight off the people trying to capture you and place you back in your enclosure. Upgrade your BANANAZ and use power ups to mow down tons of enemies and turn them into BANANA MUSH.</w:t>
       </w:r>
@@ -961,18 +901,18 @@
         </w:numPr>
         <w:spacing w:after="0" w:line="240" w:lineRule="auto"/>
         <w:rPr>
-          <w:i w:val="1"/>
-          <w:iCs w:val="1"/>
-          <w:color w:val="000000" w:themeColor="text1" w:themeTint="FF" w:themeShade="FF"/>
-          <w:sz w:val="16"/>
-          <w:szCs w:val="16"/>
-        </w:rPr>
-      </w:pPr>
-      <w:r>
-        <w:rPr>
-          <w:b w:val="1"/>
-          <w:bCs w:val="1"/>
-          <w:color w:val="000000" w:themeColor="text1" w:themeTint="FF" w:themeShade="FF"/>
+          <w:i/>
+          <w:iCs/>
+          <w:color w:val="000000" w:themeColor="text1"/>
+          <w:sz w:val="16"/>
+          <w:szCs w:val="16"/>
+        </w:rPr>
+      </w:pPr>
+      <w:r>
+        <w:rPr>
+          <w:b/>
+          <w:bCs/>
+          <w:color w:val="000000" w:themeColor="text1"/>
           <w:sz w:val="16"/>
           <w:szCs w:val="16"/>
         </w:rPr>
@@ -980,9 +920,9 @@
       </w:r>
       <w:r>
         <w:rPr>
-          <w:b w:val="1"/>
-          <w:bCs w:val="1"/>
-          <w:color w:val="000000" w:themeColor="text1" w:themeTint="FF" w:themeShade="FF"/>
+          <w:b/>
+          <w:bCs/>
+          <w:color w:val="000000" w:themeColor="text1"/>
           <w:sz w:val="16"/>
           <w:szCs w:val="16"/>
         </w:rPr>
@@ -990,9 +930,9 @@
       </w:r>
       <w:r>
         <w:rPr>
-          <w:b w:val="1"/>
-          <w:bCs w:val="1"/>
-          <w:color w:val="000000" w:themeColor="text1" w:themeTint="FF" w:themeShade="FF"/>
+          <w:b/>
+          <w:bCs/>
+          <w:color w:val="000000" w:themeColor="text1"/>
           <w:sz w:val="16"/>
           <w:szCs w:val="16"/>
         </w:rPr>
@@ -1000,17 +940,9 @@
       </w:r>
       <w:r>
         <w:rPr>
-          <w:color w:val="000000" w:themeColor="text1" w:themeTint="FF" w:themeShade="FF"/>
-          <w:sz w:val="16"/>
-          <w:szCs w:val="16"/>
-        </w:rPr>
-        <w:t xml:space="preserve"> </w:t>
-      </w:r>
-      <w:r>
-        <w:rPr>
-          <w:i w:val="1"/>
-          <w:iCs w:val="1"/>
-          <w:color w:val="000000" w:themeColor="text1" w:themeTint="FF" w:themeShade="FF"/>
+          <w:i/>
+          <w:iCs/>
+          <w:color w:val="000000" w:themeColor="text1"/>
           <w:sz w:val="16"/>
           <w:szCs w:val="16"/>
         </w:rPr>
@@ -1022,16 +954,16 @@
         <w:spacing w:after="0" w:line="240" w:lineRule="auto"/>
         <w:ind w:firstLine="360"/>
         <w:rPr>
-          <w:color w:val="000000" w:themeColor="text1" w:themeTint="FF" w:themeShade="FF"/>
-          <w:sz w:val="16"/>
-          <w:szCs w:val="16"/>
-        </w:rPr>
-      </w:pPr>
-      <w:r>
-        <w:rPr>
-          <w:b w:val="1"/>
-          <w:bCs w:val="1"/>
-          <w:color w:val="000000" w:themeColor="text1" w:themeTint="FF" w:themeShade="FF"/>
+          <w:color w:val="000000" w:themeColor="text1"/>
+          <w:sz w:val="16"/>
+          <w:szCs w:val="16"/>
+        </w:rPr>
+      </w:pPr>
+      <w:r>
+        <w:rPr>
+          <w:b/>
+          <w:bCs/>
+          <w:color w:val="000000" w:themeColor="text1"/>
           <w:sz w:val="16"/>
           <w:szCs w:val="16"/>
         </w:rPr>
@@ -1039,7 +971,7 @@
       </w:r>
       <w:r>
         <w:rPr>
-          <w:color w:val="000000" w:themeColor="text1" w:themeTint="FF" w:themeShade="FF"/>
+          <w:color w:val="000000" w:themeColor="text1"/>
           <w:sz w:val="16"/>
           <w:szCs w:val="16"/>
         </w:rPr>
@@ -1047,27 +979,11 @@
       </w:r>
       <w:r>
         <w:rPr>
-          <w:color w:val="000000" w:themeColor="text1" w:themeTint="FF" w:themeShade="FF"/>
-          <w:sz w:val="16"/>
-          <w:szCs w:val="16"/>
-        </w:rPr>
-        <w:t xml:space="preserve">, Menu </w:t>
-      </w:r>
-      <w:r>
-        <w:rPr>
-          <w:color w:val="000000" w:themeColor="text1" w:themeTint="FF" w:themeShade="FF"/>
-          <w:sz w:val="16"/>
-          <w:szCs w:val="16"/>
-        </w:rPr>
-        <w:t>and</w:t>
-      </w:r>
-      <w:r>
-        <w:rPr>
-          <w:color w:val="000000" w:themeColor="text1" w:themeTint="FF" w:themeShade="FF"/>
-          <w:sz w:val="16"/>
-          <w:szCs w:val="16"/>
-        </w:rPr>
-        <w:t xml:space="preserve"> UI Designer</w:t>
+          <w:color w:val="000000" w:themeColor="text1"/>
+          <w:sz w:val="16"/>
+          <w:szCs w:val="16"/>
+        </w:rPr>
+        <w:t>, Menu and UI Designer</w:t>
       </w:r>
     </w:p>
     <w:p>
@@ -1075,16 +991,16 @@
         <w:spacing w:after="0" w:line="240" w:lineRule="auto"/>
         <w:ind w:firstLine="360"/>
         <w:rPr>
-          <w:color w:val="000000" w:themeColor="text1" w:themeTint="FF" w:themeShade="FF"/>
-          <w:sz w:val="16"/>
-          <w:szCs w:val="16"/>
-        </w:rPr>
-      </w:pPr>
-      <w:r>
-        <w:rPr>
-          <w:b w:val="1"/>
-          <w:bCs w:val="1"/>
-          <w:color w:val="000000" w:themeColor="text1" w:themeTint="FF" w:themeShade="FF"/>
+          <w:color w:val="000000" w:themeColor="text1"/>
+          <w:sz w:val="16"/>
+          <w:szCs w:val="16"/>
+        </w:rPr>
+      </w:pPr>
+      <w:r>
+        <w:rPr>
+          <w:b/>
+          <w:bCs/>
+          <w:color w:val="000000" w:themeColor="text1"/>
           <w:sz w:val="16"/>
           <w:szCs w:val="16"/>
         </w:rPr>
@@ -1092,7 +1008,7 @@
       </w:r>
       <w:r>
         <w:rPr>
-          <w:color w:val="000000" w:themeColor="text1" w:themeTint="FF" w:themeShade="FF"/>
+          <w:color w:val="000000" w:themeColor="text1"/>
           <w:sz w:val="16"/>
           <w:szCs w:val="16"/>
         </w:rPr>
@@ -1104,16 +1020,16 @@
         <w:spacing w:after="0" w:line="240" w:lineRule="auto"/>
         <w:ind w:firstLine="360"/>
         <w:rPr>
-          <w:color w:val="000000" w:themeColor="text1" w:themeTint="FF" w:themeShade="FF"/>
-          <w:sz w:val="16"/>
-          <w:szCs w:val="16"/>
-        </w:rPr>
-      </w:pPr>
-      <w:r>
-        <w:rPr>
-          <w:b w:val="1"/>
-          <w:bCs w:val="1"/>
-          <w:color w:val="000000" w:themeColor="text1" w:themeTint="FF" w:themeShade="FF"/>
+          <w:color w:val="000000" w:themeColor="text1"/>
+          <w:sz w:val="16"/>
+          <w:szCs w:val="16"/>
+        </w:rPr>
+      </w:pPr>
+      <w:r>
+        <w:rPr>
+          <w:b/>
+          <w:bCs/>
+          <w:color w:val="000000" w:themeColor="text1"/>
           <w:sz w:val="16"/>
           <w:szCs w:val="16"/>
         </w:rPr>
@@ -1121,7 +1037,7 @@
       </w:r>
       <w:r>
         <w:rPr>
-          <w:color w:val="000000" w:themeColor="text1" w:themeTint="FF" w:themeShade="FF"/>
+          <w:color w:val="000000" w:themeColor="text1"/>
           <w:sz w:val="16"/>
           <w:szCs w:val="16"/>
         </w:rPr>
@@ -1133,18 +1049,16 @@
         <w:spacing w:line="240" w:lineRule="auto"/>
         <w:ind w:left="360"/>
         <w:rPr>
-          <w:b w:val="0"/>
-          <w:bCs w:val="0"/>
-          <w:color w:val="000000" w:themeColor="text1" w:themeTint="FF" w:themeShade="FF"/>
-          <w:sz w:val="16"/>
-          <w:szCs w:val="16"/>
-        </w:rPr>
-      </w:pPr>
-      <w:r>
-        <w:rPr>
-          <w:b w:val="1"/>
-          <w:bCs w:val="1"/>
-          <w:color w:val="000000" w:themeColor="text1" w:themeTint="FF" w:themeShade="FF"/>
+          <w:color w:val="000000" w:themeColor="text1"/>
+          <w:sz w:val="16"/>
+          <w:szCs w:val="16"/>
+        </w:rPr>
+      </w:pPr>
+      <w:r>
+        <w:rPr>
+          <w:b/>
+          <w:bCs/>
+          <w:color w:val="000000" w:themeColor="text1"/>
           <w:sz w:val="16"/>
           <w:szCs w:val="16"/>
         </w:rPr>
@@ -1152,40 +1066,52 @@
       </w:r>
       <w:r>
         <w:rPr>
-          <w:b w:val="0"/>
-          <w:bCs w:val="0"/>
-          <w:color w:val="000000" w:themeColor="text1" w:themeTint="FF" w:themeShade="FF"/>
-          <w:sz w:val="16"/>
-          <w:szCs w:val="16"/>
-        </w:rPr>
-        <w:t xml:space="preserve">Clean up the world with Scrubby, Sweeps, Mopper, Polished, and </w:t>
-      </w:r>
-      <w:r>
-        <w:rPr>
-          <w:b w:val="0"/>
-          <w:bCs w:val="0"/>
-          <w:color w:val="000000" w:themeColor="text1" w:themeTint="FF" w:themeShade="FF"/>
+          <w:color w:val="000000" w:themeColor="text1"/>
+          <w:sz w:val="16"/>
+          <w:szCs w:val="16"/>
+        </w:rPr>
+        <w:t xml:space="preserve">Clean up the world with Scrubby, Sweeps, </w:t>
+      </w:r>
+      <w:proofErr w:type="spellStart"/>
+      <w:r>
+        <w:rPr>
+          <w:color w:val="000000" w:themeColor="text1"/>
+          <w:sz w:val="16"/>
+          <w:szCs w:val="16"/>
+        </w:rPr>
+        <w:t>Mopper</w:t>
+      </w:r>
+      <w:proofErr w:type="spellEnd"/>
+      <w:r>
+        <w:rPr>
+          <w:color w:val="000000" w:themeColor="text1"/>
+          <w:sz w:val="16"/>
+          <w:szCs w:val="16"/>
+        </w:rPr>
+        <w:t xml:space="preserve">, Polished, and </w:t>
+      </w:r>
+      <w:proofErr w:type="spellStart"/>
+      <w:r>
+        <w:rPr>
+          <w:color w:val="000000" w:themeColor="text1"/>
           <w:sz w:val="16"/>
           <w:szCs w:val="16"/>
         </w:rPr>
         <w:t>Wipet</w:t>
       </w:r>
-      <w:r>
-        <w:rPr>
-          <w:b w:val="0"/>
-          <w:bCs w:val="0"/>
-          <w:color w:val="000000" w:themeColor="text1" w:themeTint="FF" w:themeShade="FF"/>
+      <w:proofErr w:type="spellEnd"/>
+      <w:r>
+        <w:rPr>
+          <w:color w:val="000000" w:themeColor="text1"/>
           <w:sz w:val="16"/>
           <w:szCs w:val="16"/>
         </w:rPr>
         <w:t xml:space="preserve">! Everything you clean brings you closer to tidiness! Grab your friends and have them RAG along in this fun, multiplayer experience! Your abilities will </w:t>
       </w:r>
-      <w:bookmarkStart w:name="_Int_40hL7tgv" w:id="1116392903"/>
-      <w:r>
-        <w:rPr>
-          <w:b w:val="0"/>
-          <w:bCs w:val="0"/>
-          <w:color w:val="000000" w:themeColor="text1" w:themeTint="FF" w:themeShade="FF"/>
+      <w:bookmarkStart w:id="0" w:name="_Int_40hL7tgv"/>
+      <w:r>
+        <w:rPr>
+          <w:color w:val="000000" w:themeColor="text1"/>
           <w:sz w:val="16"/>
           <w:szCs w:val="16"/>
         </w:rPr>
@@ -1193,20 +1119,16 @@
       </w:r>
       <w:r>
         <w:rPr>
-          <w:b w:val="0"/>
-          <w:bCs w:val="0"/>
-          <w:color w:val="000000" w:themeColor="text1" w:themeTint="FF" w:themeShade="FF"/>
+          <w:color w:val="000000" w:themeColor="text1"/>
           <w:sz w:val="16"/>
           <w:szCs w:val="16"/>
         </w:rPr>
         <w:t xml:space="preserve"> t</w:t>
       </w:r>
-      <w:bookmarkEnd w:id="1116392903"/>
-      <w:r>
-        <w:rPr>
-          <w:b w:val="0"/>
-          <w:bCs w:val="0"/>
-          <w:color w:val="000000" w:themeColor="text1" w:themeTint="FF" w:themeShade="FF"/>
+      <w:bookmarkEnd w:id="0"/>
+      <w:r>
+        <w:rPr>
+          <w:color w:val="000000" w:themeColor="text1"/>
           <w:sz w:val="16"/>
           <w:szCs w:val="16"/>
         </w:rPr>
@@ -1214,9 +1136,7 @@
       </w:r>
       <w:r>
         <w:rPr>
-          <w:b w:val="0"/>
-          <w:bCs w:val="0"/>
-          <w:color w:val="000000" w:themeColor="text1" w:themeTint="FF" w:themeShade="FF"/>
+          <w:color w:val="000000" w:themeColor="text1"/>
           <w:sz w:val="16"/>
           <w:szCs w:val="16"/>
         </w:rPr>
@@ -1224,29 +1144,15 @@
       </w:r>
       <w:r>
         <w:rPr>
-          <w:b w:val="0"/>
-          <w:bCs w:val="0"/>
-          <w:color w:val="000000" w:themeColor="text1" w:themeTint="FF" w:themeShade="FF"/>
-          <w:sz w:val="16"/>
-          <w:szCs w:val="16"/>
-        </w:rPr>
-        <w:t xml:space="preserve"> and the world will be watching! Scrub, wash, and wipe as fast as you </w:t>
-      </w:r>
-      <w:r>
-        <w:rPr>
-          <w:b w:val="0"/>
-          <w:bCs w:val="0"/>
-          <w:color w:val="000000" w:themeColor="text1" w:themeTint="FF" w:themeShade="FF"/>
-          <w:sz w:val="16"/>
-          <w:szCs w:val="16"/>
-        </w:rPr>
-        <w:t>can, because</w:t>
-      </w:r>
-      <w:r>
-        <w:rPr>
-          <w:b w:val="0"/>
-          <w:bCs w:val="0"/>
-          <w:color w:val="000000" w:themeColor="text1" w:themeTint="FF" w:themeShade="FF"/>
+          <w:color w:val="000000" w:themeColor="text1"/>
+          <w:sz w:val="16"/>
+          <w:szCs w:val="16"/>
+        </w:rPr>
+        <w:t xml:space="preserve"> and the world will be watching! Scrub, wash, and wipe as fast as you can, because</w:t>
+      </w:r>
+      <w:r>
+        <w:rPr>
+          <w:color w:val="000000" w:themeColor="text1"/>
           <w:sz w:val="16"/>
           <w:szCs w:val="16"/>
         </w:rPr>
@@ -1254,49 +1160,15 @@
       </w:r>
       <w:r>
         <w:rPr>
-          <w:b w:val="0"/>
-          <w:bCs w:val="0"/>
-          <w:color w:val="000000" w:themeColor="text1" w:themeTint="FF" w:themeShade="FF"/>
-          <w:sz w:val="16"/>
-          <w:szCs w:val="16"/>
-        </w:rPr>
-        <w:t>there’s</w:t>
-      </w:r>
-      <w:r>
-        <w:rPr>
-          <w:b w:val="0"/>
-          <w:bCs w:val="0"/>
-          <w:color w:val="000000" w:themeColor="text1" w:themeTint="FF" w:themeShade="FF"/>
-          <w:sz w:val="16"/>
-          <w:szCs w:val="16"/>
-        </w:rPr>
-        <w:t xml:space="preserve"> no BROOM for failure! Did I mention you also get funny hats? Use the bucket to wet the dirty floors, and the mop to clean up. Use a spray bottle and a bar of soap to clean off dirty furniture. Over these 4 levels, </w:t>
-      </w:r>
-      <w:r>
-        <w:rPr>
-          <w:b w:val="0"/>
-          <w:bCs w:val="0"/>
-          <w:color w:val="000000" w:themeColor="text1" w:themeTint="FF" w:themeShade="FF"/>
-          <w:sz w:val="16"/>
-          <w:szCs w:val="16"/>
-        </w:rPr>
-        <w:t>you'll</w:t>
-      </w:r>
-      <w:r>
-        <w:rPr>
-          <w:b w:val="0"/>
-          <w:bCs w:val="0"/>
-          <w:color w:val="000000" w:themeColor="text1" w:themeTint="FF" w:themeShade="FF"/>
-          <w:sz w:val="16"/>
-          <w:szCs w:val="16"/>
-        </w:rPr>
-        <w:t xml:space="preserve"> make sure everything is nice and clean, regardless of what you destroy in the process!</w:t>
-      </w:r>
-      <w:r>
-        <w:rPr>
-          <w:b w:val="0"/>
-          <w:bCs w:val="0"/>
-          <w:color w:val="000000" w:themeColor="text1" w:themeTint="FF" w:themeShade="FF"/>
+          <w:color w:val="000000" w:themeColor="text1"/>
+          <w:sz w:val="16"/>
+          <w:szCs w:val="16"/>
+        </w:rPr>
+        <w:t>there’s no BROOM for failure! Did I mention you also get funny hats? Use the bucket to wet the dirty floors, and the mop to clean up. Use a spray bottle and a bar of soap to clean off dirty furniture. Over these 4 levels, you'll make sure everything is nice and clean, regardless of what you destroy in the process!</w:t>
+      </w:r>
+      <w:r>
+        <w:rPr>
+          <w:color w:val="000000" w:themeColor="text1"/>
           <w:sz w:val="16"/>
           <w:szCs w:val="16"/>
         </w:rPr>
@@ -1304,9 +1176,7 @@
       </w:r>
       <w:r>
         <w:rPr>
-          <w:b w:val="0"/>
-          <w:bCs w:val="0"/>
-          <w:color w:val="000000" w:themeColor="text1" w:themeTint="FF" w:themeShade="FF"/>
+          <w:color w:val="000000" w:themeColor="text1"/>
           <w:sz w:val="16"/>
           <w:szCs w:val="16"/>
         </w:rPr>
@@ -1322,18 +1192,18 @@
         </w:numPr>
         <w:spacing w:after="0" w:line="240" w:lineRule="auto"/>
         <w:rPr>
-          <w:i w:val="1"/>
-          <w:iCs w:val="1"/>
-          <w:color w:val="000000" w:themeColor="text1" w:themeTint="FF" w:themeShade="FF"/>
-          <w:sz w:val="16"/>
-          <w:szCs w:val="16"/>
-        </w:rPr>
-      </w:pPr>
-      <w:r>
-        <w:rPr>
-          <w:b w:val="1"/>
-          <w:bCs w:val="1"/>
-          <w:color w:val="000000" w:themeColor="text1" w:themeTint="FF" w:themeShade="FF"/>
+          <w:i/>
+          <w:iCs/>
+          <w:color w:val="000000" w:themeColor="text1"/>
+          <w:sz w:val="16"/>
+          <w:szCs w:val="16"/>
+        </w:rPr>
+      </w:pPr>
+      <w:r>
+        <w:rPr>
+          <w:b/>
+          <w:bCs/>
+          <w:color w:val="000000" w:themeColor="text1"/>
           <w:sz w:val="16"/>
           <w:szCs w:val="16"/>
         </w:rPr>
@@ -1341,9 +1211,9 @@
       </w:r>
       <w:r>
         <w:rPr>
-          <w:b w:val="1"/>
-          <w:bCs w:val="1"/>
-          <w:color w:val="000000" w:themeColor="text1" w:themeTint="FF" w:themeShade="FF"/>
+          <w:b/>
+          <w:bCs/>
+          <w:color w:val="000000" w:themeColor="text1"/>
           <w:sz w:val="16"/>
           <w:szCs w:val="16"/>
         </w:rPr>
@@ -1351,9 +1221,9 @@
       </w:r>
       <w:r>
         <w:rPr>
-          <w:b w:val="1"/>
-          <w:bCs w:val="1"/>
-          <w:color w:val="000000" w:themeColor="text1" w:themeTint="FF" w:themeShade="FF"/>
+          <w:b/>
+          <w:bCs/>
+          <w:color w:val="000000" w:themeColor="text1"/>
           <w:sz w:val="16"/>
           <w:szCs w:val="16"/>
         </w:rPr>
@@ -1361,9 +1231,9 @@
       </w:r>
       <w:r>
         <w:rPr>
-          <w:b w:val="1"/>
-          <w:bCs w:val="1"/>
-          <w:color w:val="000000" w:themeColor="text1" w:themeTint="FF" w:themeShade="FF"/>
+          <w:b/>
+          <w:bCs/>
+          <w:color w:val="000000" w:themeColor="text1"/>
           <w:sz w:val="16"/>
           <w:szCs w:val="16"/>
         </w:rPr>
@@ -1371,17 +1241,9 @@
       </w:r>
       <w:r>
         <w:rPr>
-          <w:color w:val="000000" w:themeColor="text1" w:themeTint="FF" w:themeShade="FF"/>
-          <w:sz w:val="16"/>
-          <w:szCs w:val="16"/>
-        </w:rPr>
-        <w:t xml:space="preserve"> </w:t>
-      </w:r>
-      <w:r>
-        <w:rPr>
-          <w:i w:val="1"/>
-          <w:iCs w:val="1"/>
-          <w:color w:val="000000" w:themeColor="text1" w:themeTint="FF" w:themeShade="FF"/>
+          <w:i/>
+          <w:iCs/>
+          <w:color w:val="000000" w:themeColor="text1"/>
           <w:sz w:val="16"/>
           <w:szCs w:val="16"/>
         </w:rPr>
@@ -1389,9 +1251,9 @@
       </w:r>
       <w:r>
         <w:rPr>
-          <w:i w:val="1"/>
-          <w:iCs w:val="1"/>
-          <w:color w:val="000000" w:themeColor="text1" w:themeTint="FF" w:themeShade="FF"/>
+          <w:i/>
+          <w:iCs/>
+          <w:color w:val="000000" w:themeColor="text1"/>
           <w:sz w:val="16"/>
           <w:szCs w:val="16"/>
         </w:rPr>
@@ -1403,16 +1265,16 @@
         <w:spacing w:after="0" w:line="240" w:lineRule="auto"/>
         <w:ind w:firstLine="360"/>
         <w:rPr>
-          <w:color w:val="000000" w:themeColor="text1" w:themeTint="FF" w:themeShade="FF"/>
-          <w:sz w:val="16"/>
-          <w:szCs w:val="16"/>
-        </w:rPr>
-      </w:pPr>
-      <w:r>
-        <w:rPr>
-          <w:b w:val="1"/>
-          <w:bCs w:val="1"/>
-          <w:color w:val="000000" w:themeColor="text1" w:themeTint="FF" w:themeShade="FF"/>
+          <w:color w:val="000000" w:themeColor="text1"/>
+          <w:sz w:val="16"/>
+          <w:szCs w:val="16"/>
+        </w:rPr>
+      </w:pPr>
+      <w:r>
+        <w:rPr>
+          <w:b/>
+          <w:bCs/>
+          <w:color w:val="000000" w:themeColor="text1"/>
           <w:sz w:val="16"/>
           <w:szCs w:val="16"/>
         </w:rPr>
@@ -1420,7 +1282,7 @@
       </w:r>
       <w:r>
         <w:rPr>
-          <w:color w:val="000000" w:themeColor="text1" w:themeTint="FF" w:themeShade="FF"/>
+          <w:color w:val="000000" w:themeColor="text1"/>
           <w:sz w:val="16"/>
           <w:szCs w:val="16"/>
         </w:rPr>
@@ -1432,16 +1294,16 @@
         <w:spacing w:after="0" w:line="240" w:lineRule="auto"/>
         <w:ind w:firstLine="360"/>
         <w:rPr>
-          <w:color w:val="000000" w:themeColor="text1" w:themeTint="FF" w:themeShade="FF"/>
-          <w:sz w:val="16"/>
-          <w:szCs w:val="16"/>
-        </w:rPr>
-      </w:pPr>
-      <w:r>
-        <w:rPr>
-          <w:b w:val="1"/>
-          <w:bCs w:val="1"/>
-          <w:color w:val="000000" w:themeColor="text1" w:themeTint="FF" w:themeShade="FF"/>
+          <w:color w:val="000000" w:themeColor="text1"/>
+          <w:sz w:val="16"/>
+          <w:szCs w:val="16"/>
+        </w:rPr>
+      </w:pPr>
+      <w:r>
+        <w:rPr>
+          <w:b/>
+          <w:bCs/>
+          <w:color w:val="000000" w:themeColor="text1"/>
           <w:sz w:val="16"/>
           <w:szCs w:val="16"/>
         </w:rPr>
@@ -1449,7 +1311,7 @@
       </w:r>
       <w:r>
         <w:rPr>
-          <w:color w:val="000000" w:themeColor="text1" w:themeTint="FF" w:themeShade="FF"/>
+          <w:color w:val="000000" w:themeColor="text1"/>
           <w:sz w:val="16"/>
           <w:szCs w:val="16"/>
         </w:rPr>
@@ -1461,16 +1323,16 @@
         <w:spacing w:after="0" w:line="240" w:lineRule="auto"/>
         <w:ind w:firstLine="360"/>
         <w:rPr>
-          <w:color w:val="000000" w:themeColor="text1" w:themeTint="FF" w:themeShade="FF"/>
-          <w:sz w:val="16"/>
-          <w:szCs w:val="16"/>
-        </w:rPr>
-      </w:pPr>
-      <w:r>
-        <w:rPr>
-          <w:b w:val="1"/>
-          <w:bCs w:val="1"/>
-          <w:color w:val="000000" w:themeColor="text1" w:themeTint="FF" w:themeShade="FF"/>
+          <w:color w:val="000000" w:themeColor="text1"/>
+          <w:sz w:val="16"/>
+          <w:szCs w:val="16"/>
+        </w:rPr>
+      </w:pPr>
+      <w:r>
+        <w:rPr>
+          <w:b/>
+          <w:bCs/>
+          <w:color w:val="000000" w:themeColor="text1"/>
           <w:sz w:val="16"/>
           <w:szCs w:val="16"/>
         </w:rPr>
@@ -1478,7 +1340,7 @@
       </w:r>
       <w:r>
         <w:rPr>
-          <w:color w:val="000000" w:themeColor="text1" w:themeTint="FF" w:themeShade="FF"/>
+          <w:color w:val="000000" w:themeColor="text1"/>
           <w:sz w:val="16"/>
           <w:szCs w:val="16"/>
         </w:rPr>
@@ -1490,18 +1352,16 @@
         <w:spacing w:after="0" w:line="240" w:lineRule="auto"/>
         <w:ind w:left="360"/>
         <w:rPr>
-          <w:rFonts w:ascii="Calibri" w:hAnsi="Calibri" w:eastAsia="Calibri" w:cs="Calibri"/>
-          <w:noProof w:val="0"/>
-          <w:sz w:val="16"/>
-          <w:szCs w:val="16"/>
-          <w:lang w:val="en-US"/>
-        </w:rPr>
-      </w:pPr>
-      <w:r>
-        <w:rPr>
-          <w:b w:val="1"/>
-          <w:bCs w:val="1"/>
-          <w:color w:val="000000" w:themeColor="text1" w:themeTint="FF" w:themeShade="FF"/>
+          <w:rFonts w:ascii="Calibri" w:eastAsia="Calibri" w:hAnsi="Calibri" w:cs="Calibri"/>
+          <w:sz w:val="16"/>
+          <w:szCs w:val="16"/>
+        </w:rPr>
+      </w:pPr>
+      <w:r>
+        <w:rPr>
+          <w:b/>
+          <w:bCs/>
+          <w:color w:val="000000" w:themeColor="text1"/>
           <w:sz w:val="16"/>
           <w:szCs w:val="16"/>
         </w:rPr>
@@ -1509,212 +1369,122 @@
       </w:r>
       <w:r>
         <w:rPr>
-          <w:rFonts w:ascii="Calibri" w:hAnsi="Calibri" w:eastAsia="Calibri" w:cs="Calibri"/>
-          <w:b w:val="1"/>
-          <w:bCs w:val="1"/>
-          <w:i w:val="0"/>
-          <w:iCs w:val="0"/>
-          <w:color w:val="000000" w:themeColor="text1" w:themeTint="FF" w:themeShade="FF"/>
-          <w:sz w:val="16"/>
-          <w:szCs w:val="16"/>
-        </w:rPr>
-        <w:t>You are a</w:t>
-      </w:r>
-      <w:r>
-        <w:rPr>
-          <w:rFonts w:ascii="Calibri" w:hAnsi="Calibri" w:eastAsia="Calibri" w:cs="Calibri"/>
-          <w:b w:val="1"/>
-          <w:bCs w:val="1"/>
-          <w:i w:val="0"/>
-          <w:iCs w:val="0"/>
-          <w:strike w:val="0"/>
-          <w:dstrike w:val="0"/>
-          <w:noProof w:val="0"/>
-          <w:color w:val="000000" w:themeColor="text1" w:themeTint="FF" w:themeShade="FF"/>
-          <w:sz w:val="16"/>
-          <w:szCs w:val="16"/>
-          <w:u w:val="none"/>
-          <w:lang w:val="en-US"/>
-        </w:rPr>
-        <w:t xml:space="preserve">n onboard weapons specialist in space going against aliens who took over the spaceship.  A massive alien is destroying this </w:t>
-      </w:r>
-      <w:r>
-        <w:rPr>
-          <w:rFonts w:ascii="Calibri" w:hAnsi="Calibri" w:eastAsia="Calibri" w:cs="Calibri"/>
-          <w:b w:val="1"/>
-          <w:bCs w:val="1"/>
-          <w:i w:val="0"/>
-          <w:iCs w:val="0"/>
-          <w:strike w:val="0"/>
-          <w:dstrike w:val="0"/>
-          <w:noProof w:val="0"/>
-          <w:color w:val="000000" w:themeColor="text1" w:themeTint="FF" w:themeShade="FF"/>
-          <w:sz w:val="16"/>
-          <w:szCs w:val="16"/>
-          <w:u w:val="none"/>
-          <w:lang w:val="en-US"/>
+          <w:rFonts w:ascii="Calibri" w:eastAsia="Calibri" w:hAnsi="Calibri" w:cs="Calibri"/>
+          <w:b/>
+          <w:bCs/>
+          <w:color w:val="000000" w:themeColor="text1"/>
+          <w:sz w:val="16"/>
+          <w:szCs w:val="16"/>
+        </w:rPr>
+        <w:t xml:space="preserve">You are an onboard weapons specialist in space going against aliens who took over the spaceship.  A massive alien is destroying this </w:t>
+      </w:r>
+      <w:r>
+        <w:rPr>
+          <w:rFonts w:ascii="Calibri" w:eastAsia="Calibri" w:hAnsi="Calibri" w:cs="Calibri"/>
+          <w:b/>
+          <w:bCs/>
+          <w:color w:val="000000" w:themeColor="text1"/>
+          <w:sz w:val="16"/>
+          <w:szCs w:val="16"/>
         </w:rPr>
         <w:t>spaceship,</w:t>
       </w:r>
       <w:r>
         <w:rPr>
-          <w:rFonts w:ascii="Calibri" w:hAnsi="Calibri" w:eastAsia="Calibri" w:cs="Calibri"/>
-          <w:b w:val="1"/>
-          <w:bCs w:val="1"/>
-          <w:i w:val="0"/>
-          <w:iCs w:val="0"/>
-          <w:strike w:val="0"/>
-          <w:dstrike w:val="0"/>
-          <w:noProof w:val="0"/>
-          <w:color w:val="000000" w:themeColor="text1" w:themeTint="FF" w:themeShade="FF"/>
-          <w:sz w:val="16"/>
-          <w:szCs w:val="16"/>
-          <w:u w:val="none"/>
-          <w:lang w:val="en-US"/>
+          <w:rFonts w:ascii="Calibri" w:eastAsia="Calibri" w:hAnsi="Calibri" w:cs="Calibri"/>
+          <w:b/>
+          <w:bCs/>
+          <w:color w:val="000000" w:themeColor="text1"/>
+          <w:sz w:val="16"/>
+          <w:szCs w:val="16"/>
         </w:rPr>
         <w:t xml:space="preserve"> and</w:t>
       </w:r>
       <w:r>
         <w:rPr>
-          <w:rFonts w:ascii="Calibri" w:hAnsi="Calibri" w:eastAsia="Calibri" w:cs="Calibri"/>
-          <w:b w:val="1"/>
-          <w:bCs w:val="1"/>
-          <w:i w:val="0"/>
-          <w:iCs w:val="0"/>
-          <w:strike w:val="0"/>
-          <w:dstrike w:val="0"/>
-          <w:noProof w:val="0"/>
-          <w:color w:val="000000" w:themeColor="text1" w:themeTint="FF" w:themeShade="FF"/>
-          <w:sz w:val="16"/>
-          <w:szCs w:val="16"/>
-          <w:u w:val="none"/>
-          <w:lang w:val="en-US"/>
+          <w:rFonts w:ascii="Calibri" w:eastAsia="Calibri" w:hAnsi="Calibri" w:cs="Calibri"/>
+          <w:b/>
+          <w:bCs/>
+          <w:color w:val="000000" w:themeColor="text1"/>
+          <w:sz w:val="16"/>
+          <w:szCs w:val="16"/>
         </w:rPr>
         <w:t xml:space="preserve"> </w:t>
       </w:r>
       <w:r>
         <w:rPr>
-          <w:rFonts w:ascii="Calibri" w:hAnsi="Calibri" w:eastAsia="Calibri" w:cs="Calibri"/>
-          <w:b w:val="1"/>
-          <w:bCs w:val="1"/>
-          <w:i w:val="0"/>
-          <w:iCs w:val="0"/>
-          <w:strike w:val="0"/>
-          <w:dstrike w:val="0"/>
-          <w:noProof w:val="0"/>
-          <w:color w:val="000000" w:themeColor="text1" w:themeTint="FF" w:themeShade="FF"/>
-          <w:sz w:val="16"/>
-          <w:szCs w:val="16"/>
-          <w:u w:val="none"/>
-          <w:lang w:val="en-US"/>
+          <w:rFonts w:ascii="Calibri" w:eastAsia="Calibri" w:hAnsi="Calibri" w:cs="Calibri"/>
+          <w:b/>
+          <w:bCs/>
+          <w:color w:val="000000" w:themeColor="text1"/>
+          <w:sz w:val="16"/>
+          <w:szCs w:val="16"/>
         </w:rPr>
         <w:t>you need</w:t>
       </w:r>
       <w:r>
         <w:rPr>
-          <w:rFonts w:ascii="Calibri" w:hAnsi="Calibri" w:eastAsia="Calibri" w:cs="Calibri"/>
-          <w:b w:val="1"/>
-          <w:bCs w:val="1"/>
-          <w:i w:val="0"/>
-          <w:iCs w:val="0"/>
-          <w:strike w:val="0"/>
-          <w:dstrike w:val="0"/>
-          <w:noProof w:val="0"/>
-          <w:color w:val="000000" w:themeColor="text1" w:themeTint="FF" w:themeShade="FF"/>
-          <w:sz w:val="16"/>
-          <w:szCs w:val="16"/>
-          <w:u w:val="none"/>
-          <w:lang w:val="en-US"/>
+          <w:rFonts w:ascii="Calibri" w:eastAsia="Calibri" w:hAnsi="Calibri" w:cs="Calibri"/>
+          <w:b/>
+          <w:bCs/>
+          <w:color w:val="000000" w:themeColor="text1"/>
+          <w:sz w:val="16"/>
+          <w:szCs w:val="16"/>
         </w:rPr>
         <w:t xml:space="preserve"> to get rid of it and escape. Fight through the spaceship</w:t>
       </w:r>
       <w:r>
         <w:rPr>
-          <w:rFonts w:ascii="Calibri" w:hAnsi="Calibri" w:eastAsia="Calibri" w:cs="Calibri"/>
-          <w:b w:val="1"/>
-          <w:bCs w:val="1"/>
-          <w:i w:val="0"/>
-          <w:iCs w:val="0"/>
-          <w:strike w:val="0"/>
-          <w:dstrike w:val="0"/>
-          <w:noProof w:val="0"/>
-          <w:color w:val="000000" w:themeColor="text1" w:themeTint="FF" w:themeShade="FF"/>
-          <w:sz w:val="16"/>
-          <w:szCs w:val="16"/>
-          <w:u w:val="none"/>
-          <w:lang w:val="en-US"/>
+          <w:rFonts w:ascii="Calibri" w:eastAsia="Calibri" w:hAnsi="Calibri" w:cs="Calibri"/>
+          <w:b/>
+          <w:bCs/>
+          <w:color w:val="000000" w:themeColor="text1"/>
+          <w:sz w:val="16"/>
+          <w:szCs w:val="16"/>
         </w:rPr>
         <w:t xml:space="preserve"> and </w:t>
       </w:r>
       <w:r>
         <w:rPr>
-          <w:rFonts w:ascii="Calibri" w:hAnsi="Calibri" w:eastAsia="Calibri" w:cs="Calibri"/>
-          <w:b w:val="1"/>
-          <w:bCs w:val="1"/>
-          <w:i w:val="0"/>
-          <w:iCs w:val="0"/>
-          <w:strike w:val="0"/>
-          <w:dstrike w:val="0"/>
-          <w:noProof w:val="0"/>
-          <w:color w:val="000000" w:themeColor="text1" w:themeTint="FF" w:themeShade="FF"/>
-          <w:sz w:val="16"/>
-          <w:szCs w:val="16"/>
-          <w:u w:val="none"/>
-          <w:lang w:val="en-US"/>
+          <w:rFonts w:ascii="Calibri" w:eastAsia="Calibri" w:hAnsi="Calibri" w:cs="Calibri"/>
+          <w:b/>
+          <w:bCs/>
+          <w:color w:val="000000" w:themeColor="text1"/>
+          <w:sz w:val="16"/>
+          <w:szCs w:val="16"/>
         </w:rPr>
         <w:t>find</w:t>
       </w:r>
       <w:r>
         <w:rPr>
-          <w:rFonts w:ascii="Calibri" w:hAnsi="Calibri" w:eastAsia="Calibri" w:cs="Calibri"/>
-          <w:b w:val="1"/>
-          <w:bCs w:val="1"/>
-          <w:i w:val="0"/>
-          <w:iCs w:val="0"/>
-          <w:strike w:val="0"/>
-          <w:dstrike w:val="0"/>
-          <w:noProof w:val="0"/>
-          <w:color w:val="000000" w:themeColor="text1" w:themeTint="FF" w:themeShade="FF"/>
-          <w:sz w:val="16"/>
-          <w:szCs w:val="16"/>
-          <w:u w:val="none"/>
-          <w:lang w:val="en-US"/>
+          <w:rFonts w:ascii="Calibri" w:eastAsia="Calibri" w:hAnsi="Calibri" w:cs="Calibri"/>
+          <w:b/>
+          <w:bCs/>
+          <w:color w:val="000000" w:themeColor="text1"/>
+          <w:sz w:val="16"/>
+          <w:szCs w:val="16"/>
         </w:rPr>
         <w:t xml:space="preserve"> more guns throughout to help fight</w:t>
       </w:r>
       <w:r>
         <w:rPr>
-          <w:rFonts w:ascii="Calibri" w:hAnsi="Calibri" w:eastAsia="Calibri" w:cs="Calibri"/>
-          <w:b w:val="1"/>
-          <w:bCs w:val="1"/>
-          <w:i w:val="0"/>
-          <w:iCs w:val="0"/>
-          <w:strike w:val="0"/>
-          <w:dstrike w:val="0"/>
-          <w:noProof w:val="0"/>
-          <w:color w:val="FFFFFF" w:themeColor="background1" w:themeTint="FF" w:themeShade="FF"/>
-          <w:sz w:val="16"/>
-          <w:szCs w:val="16"/>
-          <w:u w:val="none"/>
-          <w:lang w:val="en-US"/>
+          <w:rFonts w:ascii="Calibri" w:eastAsia="Calibri" w:hAnsi="Calibri" w:cs="Calibri"/>
+          <w:b/>
+          <w:bCs/>
+          <w:color w:val="000000" w:themeColor="text1"/>
+          <w:sz w:val="16"/>
+          <w:szCs w:val="16"/>
         </w:rPr>
         <w:t xml:space="preserve"> </w:t>
       </w:r>
       <w:r>
         <w:rPr>
-          <w:rFonts w:ascii="Calibri" w:hAnsi="Calibri" w:eastAsia="Calibri" w:cs="Calibri"/>
-          <w:b w:val="1"/>
-          <w:bCs w:val="1"/>
-          <w:i w:val="0"/>
-          <w:iCs w:val="0"/>
-          <w:strike w:val="0"/>
-          <w:dstrike w:val="0"/>
-          <w:noProof w:val="0"/>
-          <w:color w:val="000000" w:themeColor="text1" w:themeTint="FF" w:themeShade="FF"/>
-          <w:sz w:val="16"/>
-          <w:szCs w:val="16"/>
-          <w:u w:val="none"/>
-          <w:lang w:val="en-US"/>
+          <w:rFonts w:ascii="Calibri" w:eastAsia="Calibri" w:hAnsi="Calibri" w:cs="Calibri"/>
+          <w:b/>
+          <w:bCs/>
+          <w:color w:val="000000" w:themeColor="text1"/>
+          <w:sz w:val="16"/>
+          <w:szCs w:val="16"/>
         </w:rPr>
         <w:t>off the aliens.</w:t>
       </w:r>
@@ -1724,31 +1494,28 @@
         <w:spacing w:after="0" w:line="240" w:lineRule="auto"/>
         <w:ind w:left="360"/>
         <w:rPr>
-          <w:b w:val="0"/>
-          <w:bCs w:val="0"/>
-          <w:color w:val="000000" w:themeColor="text1" w:themeTint="FF" w:themeShade="FF"/>
-          <w:sz w:val="16"/>
-          <w:szCs w:val="16"/>
-        </w:rPr>
-      </w:pPr>
-    </w:p>
-    <w:p>
-      <w:pPr>
-        <w:spacing w:after="120" w:afterAutospacing="off" w:line="240" w:lineRule="auto"/>
-        <w:ind/>
-        <w:rPr>
-          <w:b w:val="1"/>
-          <w:bCs w:val="1"/>
-          <w:color w:val="000000" w:themeColor="text1" w:themeTint="FF" w:themeShade="FF"/>
+          <w:color w:val="000000" w:themeColor="text1"/>
+          <w:sz w:val="16"/>
+          <w:szCs w:val="16"/>
+        </w:rPr>
+      </w:pPr>
+    </w:p>
+    <w:p>
+      <w:pPr>
+        <w:spacing w:after="120" w:line="240" w:lineRule="auto"/>
+        <w:rPr>
+          <w:b/>
+          <w:bCs/>
+          <w:color w:val="000000" w:themeColor="text1"/>
           <w:sz w:val="18"/>
           <w:szCs w:val="18"/>
         </w:rPr>
       </w:pPr>
       <w:r>
         <w:rPr>
-          <w:b w:val="1"/>
-          <w:bCs w:val="1"/>
-          <w:color w:val="000000" w:themeColor="text1" w:themeTint="FF" w:themeShade="FF"/>
+          <w:b/>
+          <w:bCs/>
+          <w:color w:val="000000" w:themeColor="text1"/>
           <w:sz w:val="18"/>
           <w:szCs w:val="18"/>
         </w:rPr>
@@ -1756,9 +1523,9 @@
       </w:r>
       <w:r>
         <w:rPr>
-          <w:b w:val="1"/>
-          <w:bCs w:val="1"/>
-          <w:color w:val="000000" w:themeColor="text1" w:themeTint="FF" w:themeShade="FF"/>
+          <w:b/>
+          <w:bCs/>
+          <w:color w:val="000000" w:themeColor="text1"/>
           <w:sz w:val="18"/>
           <w:szCs w:val="18"/>
         </w:rPr>
@@ -1767,27 +1534,22 @@
     </w:p>
     <w:p>
       <w:pPr>
-        <w:spacing w:after="120" w:afterAutospacing="off" w:line="240" w:lineRule="auto"/>
-        <w:ind w:left="0"/>
-        <w:rPr>
-          <w:b w:val="0"/>
-          <w:bCs w:val="0"/>
-          <w:color w:val="000000" w:themeColor="text1" w:themeTint="FF" w:themeShade="FF"/>
-          <w:sz w:val="16"/>
-          <w:szCs w:val="16"/>
-        </w:rPr>
-      </w:pPr>
-      <w:r>
-        <w:rPr>
-          <w:b w:val="0"/>
-          <w:bCs w:val="0"/>
+        <w:spacing w:after="120" w:line="240" w:lineRule="auto"/>
+        <w:rPr>
+          <w:color w:val="000000" w:themeColor="text1"/>
+          <w:sz w:val="16"/>
+          <w:szCs w:val="16"/>
+        </w:rPr>
+      </w:pPr>
+      <w:r>
+        <w:rPr>
           <w:sz w:val="16"/>
           <w:szCs w:val="16"/>
         </w:rPr>
         <w:t>https://owentill545.github.io/OwenTillPortfolio</w:t>
       </w:r>
     </w:p>
-    <w:p xmlns:wp14="http://schemas.microsoft.com/office/word/2010/wordml" wp14:textId="77777777">
+    <w:p>
       <w:pPr>
         <w:spacing w:line="240" w:lineRule="auto"/>
         <w:rPr>
@@ -1807,7 +1569,7 @@
         <w:t>Work Experience:</w:t>
       </w:r>
     </w:p>
-    <w:p xmlns:wp14="http://schemas.microsoft.com/office/word/2010/wordml" wp14:textId="77777777">
+    <w:p>
       <w:pPr>
         <w:pStyle w:val="ListParagraph"/>
         <w:numPr>
@@ -1832,7 +1594,7 @@
         <w:t>Stop &amp; Shop</w:t>
       </w:r>
     </w:p>
-    <w:p xmlns:wp14="http://schemas.microsoft.com/office/word/2010/wordml" wp14:textId="77777777">
+    <w:p>
       <w:pPr>
         <w:spacing w:after="0" w:line="240" w:lineRule="auto"/>
         <w:ind w:firstLine="360"/>
@@ -1860,7 +1622,7 @@
         <w:t>Cashier, Bagger, Cart Attendant</w:t>
       </w:r>
     </w:p>
-    <w:p xmlns:wp14="http://schemas.microsoft.com/office/word/2010/wordml" wp14:textId="4F6B9D38">
+    <w:p>
       <w:pPr>
         <w:spacing w:line="240" w:lineRule="auto"/>
         <w:ind w:firstLine="360"/>
@@ -1872,9 +1634,9 @@
       </w:pPr>
       <w:r>
         <w:rPr>
-          <w:b w:val="1"/>
-          <w:bCs w:val="1"/>
-          <w:color w:val="000000" w:themeColor="text1" w:themeTint="FF" w:themeShade="FF"/>
+          <w:b/>
+          <w:bCs/>
+          <w:color w:val="000000" w:themeColor="text1"/>
           <w:sz w:val="16"/>
           <w:szCs w:val="16"/>
         </w:rPr>
@@ -1882,7 +1644,7 @@
       </w:r>
       <w:r>
         <w:rPr>
-          <w:color w:val="000000" w:themeColor="text1" w:themeTint="FF" w:themeShade="FF"/>
+          <w:color w:val="000000" w:themeColor="text1"/>
           <w:sz w:val="16"/>
           <w:szCs w:val="16"/>
         </w:rPr>
@@ -1890,7 +1652,7 @@
       </w:r>
       <w:r>
         <w:rPr>
-          <w:color w:val="000000" w:themeColor="text1" w:themeTint="FF" w:themeShade="FF"/>
+          <w:color w:val="000000" w:themeColor="text1"/>
           <w:sz w:val="16"/>
           <w:szCs w:val="16"/>
         </w:rPr>
@@ -1898,7 +1660,7 @@
       </w:r>
       <w:r>
         <w:rPr>
-          <w:color w:val="000000" w:themeColor="text1" w:themeTint="FF" w:themeShade="FF"/>
+          <w:color w:val="000000" w:themeColor="text1"/>
           <w:sz w:val="16"/>
           <w:szCs w:val="16"/>
         </w:rPr>
@@ -1906,7 +1668,7 @@
       </w:r>
       <w:r>
         <w:rPr>
-          <w:color w:val="000000" w:themeColor="text1" w:themeTint="FF" w:themeShade="FF"/>
+          <w:color w:val="000000" w:themeColor="text1"/>
           <w:sz w:val="16"/>
           <w:szCs w:val="16"/>
         </w:rPr>
@@ -1914,14 +1676,14 @@
       </w:r>
       <w:r>
         <w:rPr>
-          <w:color w:val="000000" w:themeColor="text1" w:themeTint="FF" w:themeShade="FF"/>
+          <w:color w:val="000000" w:themeColor="text1"/>
           <w:sz w:val="16"/>
           <w:szCs w:val="16"/>
         </w:rPr>
         <w:t>2</w:t>
       </w:r>
     </w:p>
-    <w:p xmlns:wp14="http://schemas.microsoft.com/office/word/2010/wordml" wp14:textId="77777777">
+    <w:p>
       <w:pPr>
         <w:pStyle w:val="ListParagraph"/>
         <w:numPr>
@@ -1945,7 +1707,7 @@
         <w:t>Texas Roadhouse</w:t>
       </w:r>
     </w:p>
-    <w:p xmlns:wp14="http://schemas.microsoft.com/office/word/2010/wordml" wp14:textId="77777777">
+    <w:p>
       <w:pPr>
         <w:spacing w:after="0" w:line="240" w:lineRule="auto"/>
         <w:ind w:left="360"/>
@@ -1964,16 +1726,26 @@
         </w:rPr>
         <w:t xml:space="preserve">Roles: </w:t>
       </w:r>
-      <w:r>
-        <w:rPr>
-          <w:color w:val="000000" w:themeColor="text1"/>
-          <w:sz w:val="16"/>
-          <w:szCs w:val="16"/>
-        </w:rPr>
-        <w:t>Busser/Server Assistant</w:t>
-      </w:r>
-    </w:p>
-    <w:p xmlns:wp14="http://schemas.microsoft.com/office/word/2010/wordml" wp14:textId="3F0B2FDB">
+      <w:proofErr w:type="spellStart"/>
+      <w:r>
+        <w:rPr>
+          <w:color w:val="000000" w:themeColor="text1"/>
+          <w:sz w:val="16"/>
+          <w:szCs w:val="16"/>
+        </w:rPr>
+        <w:t>Busser</w:t>
+      </w:r>
+      <w:proofErr w:type="spellEnd"/>
+      <w:r>
+        <w:rPr>
+          <w:color w:val="000000" w:themeColor="text1"/>
+          <w:sz w:val="16"/>
+          <w:szCs w:val="16"/>
+        </w:rPr>
+        <w:t>/Server Assistant</w:t>
+      </w:r>
+    </w:p>
+    <w:p>
       <w:pPr>
         <w:spacing w:line="240" w:lineRule="auto"/>
         <w:ind w:left="360"/>
@@ -1985,9 +1757,9 @@
       </w:pPr>
       <w:r>
         <w:rPr>
-          <w:b w:val="1"/>
-          <w:bCs w:val="1"/>
-          <w:color w:val="000000" w:themeColor="text1" w:themeTint="FF" w:themeShade="FF"/>
+          <w:b/>
+          <w:bCs/>
+          <w:color w:val="000000" w:themeColor="text1"/>
           <w:sz w:val="16"/>
           <w:szCs w:val="16"/>
         </w:rPr>
@@ -1995,7 +1767,7 @@
       </w:r>
       <w:r>
         <w:rPr>
-          <w:color w:val="000000" w:themeColor="text1" w:themeTint="FF" w:themeShade="FF"/>
+          <w:color w:val="000000" w:themeColor="text1"/>
           <w:sz w:val="16"/>
           <w:szCs w:val="16"/>
         </w:rPr>
@@ -2003,7 +1775,7 @@
       </w:r>
       <w:r>
         <w:rPr>
-          <w:color w:val="000000" w:themeColor="text1" w:themeTint="FF" w:themeShade="FF"/>
+          <w:color w:val="000000" w:themeColor="text1"/>
           <w:sz w:val="16"/>
           <w:szCs w:val="16"/>
         </w:rPr>
@@ -2011,7 +1783,7 @@
       </w:r>
       <w:r>
         <w:rPr>
-          <w:color w:val="000000" w:themeColor="text1" w:themeTint="FF" w:themeShade="FF"/>
+          <w:color w:val="000000" w:themeColor="text1"/>
           <w:sz w:val="16"/>
           <w:szCs w:val="16"/>
         </w:rPr>
@@ -2019,14 +1791,14 @@
       </w:r>
       <w:r>
         <w:rPr>
-          <w:color w:val="000000" w:themeColor="text1" w:themeTint="FF" w:themeShade="FF"/>
+          <w:color w:val="000000" w:themeColor="text1"/>
           <w:sz w:val="16"/>
           <w:szCs w:val="16"/>
         </w:rPr>
         <w:t xml:space="preserve"> – March 2023</w:t>
       </w:r>
     </w:p>
-    <w:p xmlns:wp14="http://schemas.microsoft.com/office/word/2010/wordml" wp14:textId="77777777">
+    <w:p>
       <w:pPr>
         <w:pStyle w:val="ListParagraph"/>
         <w:numPr>
@@ -2050,7 +1822,7 @@
         <w:t>Dave’s Marketplace</w:t>
       </w:r>
     </w:p>
-    <w:p xmlns:wp14="http://schemas.microsoft.com/office/word/2010/wordml" wp14:textId="77777777">
+    <w:p>
       <w:pPr>
         <w:spacing w:after="0" w:line="240" w:lineRule="auto"/>
         <w:ind w:left="360"/>
@@ -2078,7 +1850,7 @@
         <w:t>Deli Clerk</w:t>
       </w:r>
     </w:p>
-    <w:p xmlns:wp14="http://schemas.microsoft.com/office/word/2010/wordml" wp14:textId="77777777">
+    <w:p>
       <w:pPr>
         <w:spacing w:line="240" w:lineRule="auto"/>
         <w:ind w:left="360"/>
@@ -2124,7 +1896,7 @@
       </w:r>
     </w:p>
     <w:sectPr>
-      <w:pgSz w:w="12240" w:h="15840" w:orient="portrait"/>
+      <w:pgSz w:w="12240" w:h="15840"/>
       <w:pgMar w:top="1440" w:right="1440" w:bottom="1440" w:left="1440" w:header="720" w:footer="720" w:gutter="0"/>
       <w:cols w:space="720"/>
       <w:docGrid w:linePitch="360"/>
@@ -2171,7 +1943,7 @@
         <w:ind w:left="720" w:hanging="360"/>
       </w:pPr>
       <w:rPr>
-        <w:rFonts w:hint="default" w:ascii="Symbol" w:hAnsi="Symbol"/>
+        <w:rFonts w:ascii="Symbol" w:hAnsi="Symbol" w:hint="default"/>
       </w:rPr>
     </w:lvl>
     <w:lvl w:ilvl="1" w:tplc="04090003" w:tentative="1">
@@ -2183,7 +1955,7 @@
         <w:ind w:left="1440" w:hanging="360"/>
       </w:pPr>
       <w:rPr>
-        <w:rFonts w:hint="default" w:ascii="Courier New" w:hAnsi="Courier New" w:cs="Courier New"/>
+        <w:rFonts w:ascii="Courier New" w:hAnsi="Courier New" w:cs="Courier New" w:hint="default"/>
       </w:rPr>
     </w:lvl>
     <w:lvl w:ilvl="2" w:tplc="04090005" w:tentative="1">
@@ -2195,7 +1967,7 @@
         <w:ind w:left="2160" w:hanging="360"/>
       </w:pPr>
       <w:rPr>
-        <w:rFonts w:hint="default" w:ascii="Wingdings" w:hAnsi="Wingdings"/>
+        <w:rFonts w:ascii="Wingdings" w:hAnsi="Wingdings" w:hint="default"/>
       </w:rPr>
     </w:lvl>
     <w:lvl w:ilvl="3" w:tplc="04090001" w:tentative="1">
@@ -2207,7 +1979,7 @@
         <w:ind w:left="2880" w:hanging="360"/>
       </w:pPr>
       <w:rPr>
-        <w:rFonts w:hint="default" w:ascii="Symbol" w:hAnsi="Symbol"/>
+        <w:rFonts w:ascii="Symbol" w:hAnsi="Symbol" w:hint="default"/>
       </w:rPr>
     </w:lvl>
     <w:lvl w:ilvl="4" w:tplc="04090003" w:tentative="1">
@@ -2219,7 +1991,7 @@
         <w:ind w:left="3600" w:hanging="360"/>
       </w:pPr>
       <w:rPr>
-        <w:rFonts w:hint="default" w:ascii="Courier New" w:hAnsi="Courier New" w:cs="Courier New"/>
+        <w:rFonts w:ascii="Courier New" w:hAnsi="Courier New" w:cs="Courier New" w:hint="default"/>
       </w:rPr>
     </w:lvl>
     <w:lvl w:ilvl="5" w:tplc="04090005" w:tentative="1">
@@ -2231,7 +2003,7 @@
         <w:ind w:left="4320" w:hanging="360"/>
       </w:pPr>
       <w:rPr>
-        <w:rFonts w:hint="default" w:ascii="Wingdings" w:hAnsi="Wingdings"/>
+        <w:rFonts w:ascii="Wingdings" w:hAnsi="Wingdings" w:hint="default"/>
       </w:rPr>
     </w:lvl>
     <w:lvl w:ilvl="6" w:tplc="04090001" w:tentative="1">
@@ -2243,7 +2015,7 @@
         <w:ind w:left="5040" w:hanging="360"/>
       </w:pPr>
       <w:rPr>
-        <w:rFonts w:hint="default" w:ascii="Symbol" w:hAnsi="Symbol"/>
+        <w:rFonts w:ascii="Symbol" w:hAnsi="Symbol" w:hint="default"/>
       </w:rPr>
     </w:lvl>
     <w:lvl w:ilvl="7" w:tplc="04090003" w:tentative="1">
@@ -2255,7 +2027,7 @@
         <w:ind w:left="5760" w:hanging="360"/>
       </w:pPr>
       <w:rPr>
-        <w:rFonts w:hint="default" w:ascii="Courier New" w:hAnsi="Courier New" w:cs="Courier New"/>
+        <w:rFonts w:ascii="Courier New" w:hAnsi="Courier New" w:cs="Courier New" w:hint="default"/>
       </w:rPr>
     </w:lvl>
     <w:lvl w:ilvl="8" w:tplc="04090005" w:tentative="1">
@@ -2267,7 +2039,7 @@
         <w:ind w:left="6480" w:hanging="360"/>
       </w:pPr>
       <w:rPr>
-        <w:rFonts w:hint="default" w:ascii="Wingdings" w:hAnsi="Wingdings"/>
+        <w:rFonts w:ascii="Wingdings" w:hAnsi="Wingdings" w:hint="default"/>
       </w:rPr>
     </w:lvl>
   </w:abstractNum>
@@ -2278,11 +2050,11 @@
 </file>
 
 <file path=word/styles.xml><?xml version="1.0" encoding="utf-8"?>
-<w:styles xmlns:w14="http://schemas.microsoft.com/office/word/2010/wordml" xmlns:wp14="http://schemas.microsoft.com/office/word/2010/wordprocessingDrawing" xmlns:r="http://schemas.openxmlformats.org/officeDocument/2006/relationships" xmlns:w="http://schemas.openxmlformats.org/wordprocessingml/2006/main" xmlns:mc="http://schemas.openxmlformats.org/markup-compatibility/2006" mc:Ignorable="w14 wp14">
+<w:styles xmlns:r="http://schemas.openxmlformats.org/officeDocument/2006/relationships" xmlns:w="http://schemas.openxmlformats.org/wordprocessingml/2006/main">
   <w:docDefaults>
     <w:rPrDefault>
       <w:rPr>
-        <w:rFonts w:asciiTheme="minorHAnsi" w:hAnsiTheme="minorHAnsi" w:eastAsiaTheme="minorHAnsi" w:cstheme="minorBidi"/>
+        <w:rFonts w:asciiTheme="minorHAnsi" w:eastAsiaTheme="minorHAnsi" w:hAnsiTheme="minorHAnsi" w:cstheme="minorBidi"/>
         <w:sz w:val="22"/>
         <w:szCs w:val="22"/>
         <w:lang w:val="en-US" w:eastAsia="en-US" w:bidi="ar-SA"/>
@@ -2295,8 +2067,8 @@
     </w:pPrDefault>
   </w:docDefaults>
   <w:latentStyles w:defLockedState="0" w:defUIPriority="99" w:defSemiHidden="1" w:defUnhideWhenUsed="1" w:defQFormat="0" w:count="267">
-    <w:lsdException w:name="Normal" w:uiPriority="0" w:semiHidden="0" w:unhideWhenUsed="0" w:qFormat="1"/>
-    <w:lsdException w:name="heading 1" w:uiPriority="9" w:semiHidden="0" w:unhideWhenUsed="0" w:qFormat="1"/>
+    <w:lsdException w:name="Normal" w:semiHidden="0" w:uiPriority="0" w:unhideWhenUsed="0" w:qFormat="1"/>
+    <w:lsdException w:name="heading 1" w:semiHidden="0" w:uiPriority="9" w:unhideWhenUsed="0" w:qFormat="1"/>
     <w:lsdException w:name="heading 2" w:uiPriority="9" w:qFormat="1"/>
     <w:lsdException w:name="heading 3" w:uiPriority="9" w:qFormat="1"/>
     <w:lsdException w:name="heading 4" w:uiPriority="9" w:qFormat="1"/>
@@ -2315,136 +2087,136 @@
     <w:lsdException w:name="toc 8" w:uiPriority="39"/>
     <w:lsdException w:name="toc 9" w:uiPriority="39"/>
     <w:lsdException w:name="caption" w:uiPriority="35" w:qFormat="1"/>
-    <w:lsdException w:name="Title" w:uiPriority="10" w:semiHidden="0" w:unhideWhenUsed="0" w:qFormat="1"/>
+    <w:lsdException w:name="Title" w:semiHidden="0" w:uiPriority="10" w:unhideWhenUsed="0" w:qFormat="1"/>
     <w:lsdException w:name="Default Paragraph Font" w:uiPriority="1"/>
-    <w:lsdException w:name="Subtitle" w:uiPriority="11" w:semiHidden="0" w:unhideWhenUsed="0" w:qFormat="1"/>
-    <w:lsdException w:name="Strong" w:uiPriority="22" w:semiHidden="0" w:unhideWhenUsed="0" w:qFormat="1"/>
-    <w:lsdException w:name="Emphasis" w:uiPriority="20" w:semiHidden="0" w:unhideWhenUsed="0" w:qFormat="1"/>
-    <w:lsdException w:name="Table Grid" w:uiPriority="59" w:semiHidden="0" w:unhideWhenUsed="0"/>
+    <w:lsdException w:name="Subtitle" w:semiHidden="0" w:uiPriority="11" w:unhideWhenUsed="0" w:qFormat="1"/>
+    <w:lsdException w:name="Strong" w:semiHidden="0" w:uiPriority="22" w:unhideWhenUsed="0" w:qFormat="1"/>
+    <w:lsdException w:name="Emphasis" w:semiHidden="0" w:uiPriority="20" w:unhideWhenUsed="0" w:qFormat="1"/>
+    <w:lsdException w:name="Table Grid" w:semiHidden="0" w:uiPriority="59" w:unhideWhenUsed="0"/>
     <w:lsdException w:name="Placeholder Text" w:unhideWhenUsed="0"/>
-    <w:lsdException w:name="No Spacing" w:uiPriority="1" w:semiHidden="0" w:unhideWhenUsed="0" w:qFormat="1"/>
-    <w:lsdException w:name="Light Shading" w:uiPriority="60" w:semiHidden="0" w:unhideWhenUsed="0"/>
-    <w:lsdException w:name="Light List" w:uiPriority="61" w:semiHidden="0" w:unhideWhenUsed="0"/>
-    <w:lsdException w:name="Light Grid" w:uiPriority="62" w:semiHidden="0" w:unhideWhenUsed="0"/>
-    <w:lsdException w:name="Medium Shading 1" w:uiPriority="63" w:semiHidden="0" w:unhideWhenUsed="0"/>
-    <w:lsdException w:name="Medium Shading 2" w:uiPriority="64" w:semiHidden="0" w:unhideWhenUsed="0"/>
-    <w:lsdException w:name="Medium List 1" w:uiPriority="65" w:semiHidden="0" w:unhideWhenUsed="0"/>
-    <w:lsdException w:name="Medium List 2" w:uiPriority="66" w:semiHidden="0" w:unhideWhenUsed="0"/>
-    <w:lsdException w:name="Medium Grid 1" w:uiPriority="67" w:semiHidden="0" w:unhideWhenUsed="0"/>
-    <w:lsdException w:name="Medium Grid 2" w:uiPriority="68" w:semiHidden="0" w:unhideWhenUsed="0"/>
-    <w:lsdException w:name="Medium Grid 3" w:uiPriority="69" w:semiHidden="0" w:unhideWhenUsed="0"/>
-    <w:lsdException w:name="Dark List" w:uiPriority="70" w:semiHidden="0" w:unhideWhenUsed="0"/>
-    <w:lsdException w:name="Colorful Shading" w:uiPriority="71" w:semiHidden="0" w:unhideWhenUsed="0"/>
-    <w:lsdException w:name="Colorful List" w:uiPriority="72" w:semiHidden="0" w:unhideWhenUsed="0"/>
-    <w:lsdException w:name="Colorful Grid" w:uiPriority="73" w:semiHidden="0" w:unhideWhenUsed="0"/>
-    <w:lsdException w:name="Light Shading Accent 1" w:uiPriority="60" w:semiHidden="0" w:unhideWhenUsed="0"/>
-    <w:lsdException w:name="Light List Accent 1" w:uiPriority="61" w:semiHidden="0" w:unhideWhenUsed="0"/>
-    <w:lsdException w:name="Light Grid Accent 1" w:uiPriority="62" w:semiHidden="0" w:unhideWhenUsed="0"/>
-    <w:lsdException w:name="Medium Shading 1 Accent 1" w:uiPriority="63" w:semiHidden="0" w:unhideWhenUsed="0"/>
-    <w:lsdException w:name="Medium Shading 2 Accent 1" w:uiPriority="64" w:semiHidden="0" w:unhideWhenUsed="0"/>
-    <w:lsdException w:name="Medium List 1 Accent 1" w:uiPriority="65" w:semiHidden="0" w:unhideWhenUsed="0"/>
+    <w:lsdException w:name="No Spacing" w:semiHidden="0" w:uiPriority="1" w:unhideWhenUsed="0" w:qFormat="1"/>
+    <w:lsdException w:name="Light Shading" w:semiHidden="0" w:uiPriority="60" w:unhideWhenUsed="0"/>
+    <w:lsdException w:name="Light List" w:semiHidden="0" w:uiPriority="61" w:unhideWhenUsed="0"/>
+    <w:lsdException w:name="Light Grid" w:semiHidden="0" w:uiPriority="62" w:unhideWhenUsed="0"/>
+    <w:lsdException w:name="Medium Shading 1" w:semiHidden="0" w:uiPriority="63" w:unhideWhenUsed="0"/>
+    <w:lsdException w:name="Medium Shading 2" w:semiHidden="0" w:uiPriority="64" w:unhideWhenUsed="0"/>
+    <w:lsdException w:name="Medium List 1" w:semiHidden="0" w:uiPriority="65" w:unhideWhenUsed="0"/>
+    <w:lsdException w:name="Medium List 2" w:semiHidden="0" w:uiPriority="66" w:unhideWhenUsed="0"/>
+    <w:lsdException w:name="Medium Grid 1" w:semiHidden="0" w:uiPriority="67" w:unhideWhenUsed="0"/>
+    <w:lsdException w:name="Medium Grid 2" w:semiHidden="0" w:uiPriority="68" w:unhideWhenUsed="0"/>
+    <w:lsdException w:name="Medium Grid 3" w:semiHidden="0" w:uiPriority="69" w:unhideWhenUsed="0"/>
+    <w:lsdException w:name="Dark List" w:semiHidden="0" w:uiPriority="70" w:unhideWhenUsed="0"/>
+    <w:lsdException w:name="Colorful Shading" w:semiHidden="0" w:uiPriority="71" w:unhideWhenUsed="0"/>
+    <w:lsdException w:name="Colorful List" w:semiHidden="0" w:uiPriority="72" w:unhideWhenUsed="0"/>
+    <w:lsdException w:name="Colorful Grid" w:semiHidden="0" w:uiPriority="73" w:unhideWhenUsed="0"/>
+    <w:lsdException w:name="Light Shading Accent 1" w:semiHidden="0" w:uiPriority="60" w:unhideWhenUsed="0"/>
+    <w:lsdException w:name="Light List Accent 1" w:semiHidden="0" w:uiPriority="61" w:unhideWhenUsed="0"/>
+    <w:lsdException w:name="Light Grid Accent 1" w:semiHidden="0" w:uiPriority="62" w:unhideWhenUsed="0"/>
+    <w:lsdException w:name="Medium Shading 1 Accent 1" w:semiHidden="0" w:uiPriority="63" w:unhideWhenUsed="0"/>
+    <w:lsdException w:name="Medium Shading 2 Accent 1" w:semiHidden="0" w:uiPriority="64" w:unhideWhenUsed="0"/>
+    <w:lsdException w:name="Medium List 1 Accent 1" w:semiHidden="0" w:uiPriority="65" w:unhideWhenUsed="0"/>
     <w:lsdException w:name="Revision" w:unhideWhenUsed="0"/>
-    <w:lsdException w:name="List Paragraph" w:uiPriority="34" w:semiHidden="0" w:unhideWhenUsed="0" w:qFormat="1"/>
-    <w:lsdException w:name="Quote" w:uiPriority="29" w:semiHidden="0" w:unhideWhenUsed="0" w:qFormat="1"/>
-    <w:lsdException w:name="Intense Quote" w:uiPriority="30" w:semiHidden="0" w:unhideWhenUsed="0" w:qFormat="1"/>
-    <w:lsdException w:name="Medium List 2 Accent 1" w:uiPriority="66" w:semiHidden="0" w:unhideWhenUsed="0"/>
-    <w:lsdException w:name="Medium Grid 1 Accent 1" w:uiPriority="67" w:semiHidden="0" w:unhideWhenUsed="0"/>
-    <w:lsdException w:name="Medium Grid 2 Accent 1" w:uiPriority="68" w:semiHidden="0" w:unhideWhenUsed="0"/>
-    <w:lsdException w:name="Medium Grid 3 Accent 1" w:uiPriority="69" w:semiHidden="0" w:unhideWhenUsed="0"/>
-    <w:lsdException w:name="Dark List Accent 1" w:uiPriority="70" w:semiHidden="0" w:unhideWhenUsed="0"/>
-    <w:lsdException w:name="Colorful Shading Accent 1" w:uiPriority="71" w:semiHidden="0" w:unhideWhenUsed="0"/>
-    <w:lsdException w:name="Colorful List Accent 1" w:uiPriority="72" w:semiHidden="0" w:unhideWhenUsed="0"/>
-    <w:lsdException w:name="Colorful Grid Accent 1" w:uiPriority="73" w:semiHidden="0" w:unhideWhenUsed="0"/>
-    <w:lsdException w:name="Light Shading Accent 2" w:uiPriority="60" w:semiHidden="0" w:unhideWhenUsed="0"/>
-    <w:lsdException w:name="Light List Accent 2" w:uiPriority="61" w:semiHidden="0" w:unhideWhenUsed="0"/>
-    <w:lsdException w:name="Light Grid Accent 2" w:uiPriority="62" w:semiHidden="0" w:unhideWhenUsed="0"/>
-    <w:lsdException w:name="Medium Shading 1 Accent 2" w:uiPriority="63" w:semiHidden="0" w:unhideWhenUsed="0"/>
-    <w:lsdException w:name="Medium Shading 2 Accent 2" w:uiPriority="64" w:semiHidden="0" w:unhideWhenUsed="0"/>
-    <w:lsdException w:name="Medium List 1 Accent 2" w:uiPriority="65" w:semiHidden="0" w:unhideWhenUsed="0"/>
-    <w:lsdException w:name="Medium List 2 Accent 2" w:uiPriority="66" w:semiHidden="0" w:unhideWhenUsed="0"/>
-    <w:lsdException w:name="Medium Grid 1 Accent 2" w:uiPriority="67" w:semiHidden="0" w:unhideWhenUsed="0"/>
-    <w:lsdException w:name="Medium Grid 2 Accent 2" w:uiPriority="68" w:semiHidden="0" w:unhideWhenUsed="0"/>
-    <w:lsdException w:name="Medium Grid 3 Accent 2" w:uiPriority="69" w:semiHidden="0" w:unhideWhenUsed="0"/>
-    <w:lsdException w:name="Dark List Accent 2" w:uiPriority="70" w:semiHidden="0" w:unhideWhenUsed="0"/>
-    <w:lsdException w:name="Colorful Shading Accent 2" w:uiPriority="71" w:semiHidden="0" w:unhideWhenUsed="0"/>
-    <w:lsdException w:name="Colorful List Accent 2" w:uiPriority="72" w:semiHidden="0" w:unhideWhenUsed="0"/>
-    <w:lsdException w:name="Colorful Grid Accent 2" w:uiPriority="73" w:semiHidden="0" w:unhideWhenUsed="0"/>
-    <w:lsdException w:name="Light Shading Accent 3" w:uiPriority="60" w:semiHidden="0" w:unhideWhenUsed="0"/>
-    <w:lsdException w:name="Light List Accent 3" w:uiPriority="61" w:semiHidden="0" w:unhideWhenUsed="0"/>
-    <w:lsdException w:name="Light Grid Accent 3" w:uiPriority="62" w:semiHidden="0" w:unhideWhenUsed="0"/>
-    <w:lsdException w:name="Medium Shading 1 Accent 3" w:uiPriority="63" w:semiHidden="0" w:unhideWhenUsed="0"/>
-    <w:lsdException w:name="Medium Shading 2 Accent 3" w:uiPriority="64" w:semiHidden="0" w:unhideWhenUsed="0"/>
-    <w:lsdException w:name="Medium List 1 Accent 3" w:uiPriority="65" w:semiHidden="0" w:unhideWhenUsed="0"/>
-    <w:lsdException w:name="Medium List 2 Accent 3" w:uiPriority="66" w:semiHidden="0" w:unhideWhenUsed="0"/>
-    <w:lsdException w:name="Medium Grid 1 Accent 3" w:uiPriority="67" w:semiHidden="0" w:unhideWhenUsed="0"/>
-    <w:lsdException w:name="Medium Grid 2 Accent 3" w:uiPriority="68" w:semiHidden="0" w:unhideWhenUsed="0"/>
-    <w:lsdException w:name="Medium Grid 3 Accent 3" w:uiPriority="69" w:semiHidden="0" w:unhideWhenUsed="0"/>
-    <w:lsdException w:name="Dark List Accent 3" w:uiPriority="70" w:semiHidden="0" w:unhideWhenUsed="0"/>
-    <w:lsdException w:name="Colorful Shading Accent 3" w:uiPriority="71" w:semiHidden="0" w:unhideWhenUsed="0"/>
-    <w:lsdException w:name="Colorful List Accent 3" w:uiPriority="72" w:semiHidden="0" w:unhideWhenUsed="0"/>
-    <w:lsdException w:name="Colorful Grid Accent 3" w:uiPriority="73" w:semiHidden="0" w:unhideWhenUsed="0"/>
-    <w:lsdException w:name="Light Shading Accent 4" w:uiPriority="60" w:semiHidden="0" w:unhideWhenUsed="0"/>
-    <w:lsdException w:name="Light List Accent 4" w:uiPriority="61" w:semiHidden="0" w:unhideWhenUsed="0"/>
-    <w:lsdException w:name="Light Grid Accent 4" w:uiPriority="62" w:semiHidden="0" w:unhideWhenUsed="0"/>
-    <w:lsdException w:name="Medium Shading 1 Accent 4" w:uiPriority="63" w:semiHidden="0" w:unhideWhenUsed="0"/>
-    <w:lsdException w:name="Medium Shading 2 Accent 4" w:uiPriority="64" w:semiHidden="0" w:unhideWhenUsed="0"/>
-    <w:lsdException w:name="Medium List 1 Accent 4" w:uiPriority="65" w:semiHidden="0" w:unhideWhenUsed="0"/>
-    <w:lsdException w:name="Medium List 2 Accent 4" w:uiPriority="66" w:semiHidden="0" w:unhideWhenUsed="0"/>
-    <w:lsdException w:name="Medium Grid 1 Accent 4" w:uiPriority="67" w:semiHidden="0" w:unhideWhenUsed="0"/>
-    <w:lsdException w:name="Medium Grid 2 Accent 4" w:uiPriority="68" w:semiHidden="0" w:unhideWhenUsed="0"/>
-    <w:lsdException w:name="Medium Grid 3 Accent 4" w:uiPriority="69" w:semiHidden="0" w:unhideWhenUsed="0"/>
-    <w:lsdException w:name="Dark List Accent 4" w:uiPriority="70" w:semiHidden="0" w:unhideWhenUsed="0"/>
-    <w:lsdException w:name="Colorful Shading Accent 4" w:uiPriority="71" w:semiHidden="0" w:unhideWhenUsed="0"/>
-    <w:lsdException w:name="Colorful List Accent 4" w:uiPriority="72" w:semiHidden="0" w:unhideWhenUsed="0"/>
-    <w:lsdException w:name="Colorful Grid Accent 4" w:uiPriority="73" w:semiHidden="0" w:unhideWhenUsed="0"/>
-    <w:lsdException w:name="Light Shading Accent 5" w:uiPriority="60" w:semiHidden="0" w:unhideWhenUsed="0"/>
-    <w:lsdException w:name="Light List Accent 5" w:uiPriority="61" w:semiHidden="0" w:unhideWhenUsed="0"/>
-    <w:lsdException w:name="Light Grid Accent 5" w:uiPriority="62" w:semiHidden="0" w:unhideWhenUsed="0"/>
-    <w:lsdException w:name="Medium Shading 1 Accent 5" w:uiPriority="63" w:semiHidden="0" w:unhideWhenUsed="0"/>
-    <w:lsdException w:name="Medium Shading 2 Accent 5" w:uiPriority="64" w:semiHidden="0" w:unhideWhenUsed="0"/>
-    <w:lsdException w:name="Medium List 1 Accent 5" w:uiPriority="65" w:semiHidden="0" w:unhideWhenUsed="0"/>
-    <w:lsdException w:name="Medium List 2 Accent 5" w:uiPriority="66" w:semiHidden="0" w:unhideWhenUsed="0"/>
-    <w:lsdException w:name="Medium Grid 1 Accent 5" w:uiPriority="67" w:semiHidden="0" w:unhideWhenUsed="0"/>
-    <w:lsdException w:name="Medium Grid 2 Accent 5" w:uiPriority="68" w:semiHidden="0" w:unhideWhenUsed="0"/>
-    <w:lsdException w:name="Medium Grid 3 Accent 5" w:uiPriority="69" w:semiHidden="0" w:unhideWhenUsed="0"/>
-    <w:lsdException w:name="Dark List Accent 5" w:uiPriority="70" w:semiHidden="0" w:unhideWhenUsed="0"/>
-    <w:lsdException w:name="Colorful Shading Accent 5" w:uiPriority="71" w:semiHidden="0" w:unhideWhenUsed="0"/>
-    <w:lsdException w:name="Colorful List Accent 5" w:uiPriority="72" w:semiHidden="0" w:unhideWhenUsed="0"/>
-    <w:lsdException w:name="Colorful Grid Accent 5" w:uiPriority="73" w:semiHidden="0" w:unhideWhenUsed="0"/>
-    <w:lsdException w:name="Light Shading Accent 6" w:uiPriority="60" w:semiHidden="0" w:unhideWhenUsed="0"/>
-    <w:lsdException w:name="Light List Accent 6" w:uiPriority="61" w:semiHidden="0" w:unhideWhenUsed="0"/>
-    <w:lsdException w:name="Light Grid Accent 6" w:uiPriority="62" w:semiHidden="0" w:unhideWhenUsed="0"/>
-    <w:lsdException w:name="Medium Shading 1 Accent 6" w:uiPriority="63" w:semiHidden="0" w:unhideWhenUsed="0"/>
-    <w:lsdException w:name="Medium Shading 2 Accent 6" w:uiPriority="64" w:semiHidden="0" w:unhideWhenUsed="0"/>
-    <w:lsdException w:name="Medium List 1 Accent 6" w:uiPriority="65" w:semiHidden="0" w:unhideWhenUsed="0"/>
-    <w:lsdException w:name="Medium List 2 Accent 6" w:uiPriority="66" w:semiHidden="0" w:unhideWhenUsed="0"/>
-    <w:lsdException w:name="Medium Grid 1 Accent 6" w:uiPriority="67" w:semiHidden="0" w:unhideWhenUsed="0"/>
-    <w:lsdException w:name="Medium Grid 2 Accent 6" w:uiPriority="68" w:semiHidden="0" w:unhideWhenUsed="0"/>
-    <w:lsdException w:name="Medium Grid 3 Accent 6" w:uiPriority="69" w:semiHidden="0" w:unhideWhenUsed="0"/>
-    <w:lsdException w:name="Dark List Accent 6" w:uiPriority="70" w:semiHidden="0" w:unhideWhenUsed="0"/>
-    <w:lsdException w:name="Colorful Shading Accent 6" w:uiPriority="71" w:semiHidden="0" w:unhideWhenUsed="0"/>
-    <w:lsdException w:name="Colorful List Accent 6" w:uiPriority="72" w:semiHidden="0" w:unhideWhenUsed="0"/>
-    <w:lsdException w:name="Colorful Grid Accent 6" w:uiPriority="73" w:semiHidden="0" w:unhideWhenUsed="0"/>
-    <w:lsdException w:name="Subtle Emphasis" w:uiPriority="19" w:semiHidden="0" w:unhideWhenUsed="0" w:qFormat="1"/>
-    <w:lsdException w:name="Intense Emphasis" w:uiPriority="21" w:semiHidden="0" w:unhideWhenUsed="0" w:qFormat="1"/>
-    <w:lsdException w:name="Subtle Reference" w:uiPriority="31" w:semiHidden="0" w:unhideWhenUsed="0" w:qFormat="1"/>
-    <w:lsdException w:name="Intense Reference" w:uiPriority="32" w:semiHidden="0" w:unhideWhenUsed="0" w:qFormat="1"/>
-    <w:lsdException w:name="Book Title" w:uiPriority="33" w:semiHidden="0" w:unhideWhenUsed="0" w:qFormat="1"/>
+    <w:lsdException w:name="List Paragraph" w:semiHidden="0" w:uiPriority="34" w:unhideWhenUsed="0" w:qFormat="1"/>
+    <w:lsdException w:name="Quote" w:semiHidden="0" w:uiPriority="29" w:unhideWhenUsed="0" w:qFormat="1"/>
+    <w:lsdException w:name="Intense Quote" w:semiHidden="0" w:uiPriority="30" w:unhideWhenUsed="0" w:qFormat="1"/>
+    <w:lsdException w:name="Medium List 2 Accent 1" w:semiHidden="0" w:uiPriority="66" w:unhideWhenUsed="0"/>
+    <w:lsdException w:name="Medium Grid 1 Accent 1" w:semiHidden="0" w:uiPriority="67" w:unhideWhenUsed="0"/>
+    <w:lsdException w:name="Medium Grid 2 Accent 1" w:semiHidden="0" w:uiPriority="68" w:unhideWhenUsed="0"/>
+    <w:lsdException w:name="Medium Grid 3 Accent 1" w:semiHidden="0" w:uiPriority="69" w:unhideWhenUsed="0"/>
+    <w:lsdException w:name="Dark List Accent 1" w:semiHidden="0" w:uiPriority="70" w:unhideWhenUsed="0"/>
+    <w:lsdException w:name="Colorful Shading Accent 1" w:semiHidden="0" w:uiPriority="71" w:unhideWhenUsed="0"/>
+    <w:lsdException w:name="Colorful List Accent 1" w:semiHidden="0" w:uiPriority="72" w:unhideWhenUsed="0"/>
+    <w:lsdException w:name="Colorful Grid Accent 1" w:semiHidden="0" w:uiPriority="73" w:unhideWhenUsed="0"/>
+    <w:lsdException w:name="Light Shading Accent 2" w:semiHidden="0" w:uiPriority="60" w:unhideWhenUsed="0"/>
+    <w:lsdException w:name="Light List Accent 2" w:semiHidden="0" w:uiPriority="61" w:unhideWhenUsed="0"/>
+    <w:lsdException w:name="Light Grid Accent 2" w:semiHidden="0" w:uiPriority="62" w:unhideWhenUsed="0"/>
+    <w:lsdException w:name="Medium Shading 1 Accent 2" w:semiHidden="0" w:uiPriority="63" w:unhideWhenUsed="0"/>
+    <w:lsdException w:name="Medium Shading 2 Accent 2" w:semiHidden="0" w:uiPriority="64" w:unhideWhenUsed="0"/>
+    <w:lsdException w:name="Medium List 1 Accent 2" w:semiHidden="0" w:uiPriority="65" w:unhideWhenUsed="0"/>
+    <w:lsdException w:name="Medium List 2 Accent 2" w:semiHidden="0" w:uiPriority="66" w:unhideWhenUsed="0"/>
+    <w:lsdException w:name="Medium Grid 1 Accent 2" w:semiHidden="0" w:uiPriority="67" w:unhideWhenUsed="0"/>
+    <w:lsdException w:name="Medium Grid 2 Accent 2" w:semiHidden="0" w:uiPriority="68" w:unhideWhenUsed="0"/>
+    <w:lsdException w:name="Medium Grid 3 Accent 2" w:semiHidden="0" w:uiPriority="69" w:unhideWhenUsed="0"/>
+    <w:lsdException w:name="Dark List Accent 2" w:semiHidden="0" w:uiPriority="70" w:unhideWhenUsed="0"/>
+    <w:lsdException w:name="Colorful Shading Accent 2" w:semiHidden="0" w:uiPriority="71" w:unhideWhenUsed="0"/>
+    <w:lsdException w:name="Colorful List Accent 2" w:semiHidden="0" w:uiPriority="72" w:unhideWhenUsed="0"/>
+    <w:lsdException w:name="Colorful Grid Accent 2" w:semiHidden="0" w:uiPriority="73" w:unhideWhenUsed="0"/>
+    <w:lsdException w:name="Light Shading Accent 3" w:semiHidden="0" w:uiPriority="60" w:unhideWhenUsed="0"/>
+    <w:lsdException w:name="Light List Accent 3" w:semiHidden="0" w:uiPriority="61" w:unhideWhenUsed="0"/>
+    <w:lsdException w:name="Light Grid Accent 3" w:semiHidden="0" w:uiPriority="62" w:unhideWhenUsed="0"/>
+    <w:lsdException w:name="Medium Shading 1 Accent 3" w:semiHidden="0" w:uiPriority="63" w:unhideWhenUsed="0"/>
+    <w:lsdException w:name="Medium Shading 2 Accent 3" w:semiHidden="0" w:uiPriority="64" w:unhideWhenUsed="0"/>
+    <w:lsdException w:name="Medium List 1 Accent 3" w:semiHidden="0" w:uiPriority="65" w:unhideWhenUsed="0"/>
+    <w:lsdException w:name="Medium List 2 Accent 3" w:semiHidden="0" w:uiPriority="66" w:unhideWhenUsed="0"/>
+    <w:lsdException w:name="Medium Grid 1 Accent 3" w:semiHidden="0" w:uiPriority="67" w:unhideWhenUsed="0"/>
+    <w:lsdException w:name="Medium Grid 2 Accent 3" w:semiHidden="0" w:uiPriority="68" w:unhideWhenUsed="0"/>
+    <w:lsdException w:name="Medium Grid 3 Accent 3" w:semiHidden="0" w:uiPriority="69" w:unhideWhenUsed="0"/>
+    <w:lsdException w:name="Dark List Accent 3" w:semiHidden="0" w:uiPriority="70" w:unhideWhenUsed="0"/>
+    <w:lsdException w:name="Colorful Shading Accent 3" w:semiHidden="0" w:uiPriority="71" w:unhideWhenUsed="0"/>
+    <w:lsdException w:name="Colorful List Accent 3" w:semiHidden="0" w:uiPriority="72" w:unhideWhenUsed="0"/>
+    <w:lsdException w:name="Colorful Grid Accent 3" w:semiHidden="0" w:uiPriority="73" w:unhideWhenUsed="0"/>
+    <w:lsdException w:name="Light Shading Accent 4" w:semiHidden="0" w:uiPriority="60" w:unhideWhenUsed="0"/>
+    <w:lsdException w:name="Light List Accent 4" w:semiHidden="0" w:uiPriority="61" w:unhideWhenUsed="0"/>
+    <w:lsdException w:name="Light Grid Accent 4" w:semiHidden="0" w:uiPriority="62" w:unhideWhenUsed="0"/>
+    <w:lsdException w:name="Medium Shading 1 Accent 4" w:semiHidden="0" w:uiPriority="63" w:unhideWhenUsed="0"/>
+    <w:lsdException w:name="Medium Shading 2 Accent 4" w:semiHidden="0" w:uiPriority="64" w:unhideWhenUsed="0"/>
+    <w:lsdException w:name="Medium List 1 Accent 4" w:semiHidden="0" w:uiPriority="65" w:unhideWhenUsed="0"/>
+    <w:lsdException w:name="Medium List 2 Accent 4" w:semiHidden="0" w:uiPriority="66" w:unhideWhenUsed="0"/>
+    <w:lsdException w:name="Medium Grid 1 Accent 4" w:semiHidden="0" w:uiPriority="67" w:unhideWhenUsed="0"/>
+    <w:lsdException w:name="Medium Grid 2 Accent 4" w:semiHidden="0" w:uiPriority="68" w:unhideWhenUsed="0"/>
+    <w:lsdException w:name="Medium Grid 3 Accent 4" w:semiHidden="0" w:uiPriority="69" w:unhideWhenUsed="0"/>
+    <w:lsdException w:name="Dark List Accent 4" w:semiHidden="0" w:uiPriority="70" w:unhideWhenUsed="0"/>
+    <w:lsdException w:name="Colorful Shading Accent 4" w:semiHidden="0" w:uiPriority="71" w:unhideWhenUsed="0"/>
+    <w:lsdException w:name="Colorful List Accent 4" w:semiHidden="0" w:uiPriority="72" w:unhideWhenUsed="0"/>
+    <w:lsdException w:name="Colorful Grid Accent 4" w:semiHidden="0" w:uiPriority="73" w:unhideWhenUsed="0"/>
+    <w:lsdException w:name="Light Shading Accent 5" w:semiHidden="0" w:uiPriority="60" w:unhideWhenUsed="0"/>
+    <w:lsdException w:name="Light List Accent 5" w:semiHidden="0" w:uiPriority="61" w:unhideWhenUsed="0"/>
+    <w:lsdException w:name="Light Grid Accent 5" w:semiHidden="0" w:uiPriority="62" w:unhideWhenUsed="0"/>
+    <w:lsdException w:name="Medium Shading 1 Accent 5" w:semiHidden="0" w:uiPriority="63" w:unhideWhenUsed="0"/>
+    <w:lsdException w:name="Medium Shading 2 Accent 5" w:semiHidden="0" w:uiPriority="64" w:unhideWhenUsed="0"/>
+    <w:lsdException w:name="Medium List 1 Accent 5" w:semiHidden="0" w:uiPriority="65" w:unhideWhenUsed="0"/>
+    <w:lsdException w:name="Medium List 2 Accent 5" w:semiHidden="0" w:uiPriority="66" w:unhideWhenUsed="0"/>
+    <w:lsdException w:name="Medium Grid 1 Accent 5" w:semiHidden="0" w:uiPriority="67" w:unhideWhenUsed="0"/>
+    <w:lsdException w:name="Medium Grid 2 Accent 5" w:semiHidden="0" w:uiPriority="68" w:unhideWhenUsed="0"/>
+    <w:lsdException w:name="Medium Grid 3 Accent 5" w:semiHidden="0" w:uiPriority="69" w:unhideWhenUsed="0"/>
+    <w:lsdException w:name="Dark List Accent 5" w:semiHidden="0" w:uiPriority="70" w:unhideWhenUsed="0"/>
+    <w:lsdException w:name="Colorful Shading Accent 5" w:semiHidden="0" w:uiPriority="71" w:unhideWhenUsed="0"/>
+    <w:lsdException w:name="Colorful List Accent 5" w:semiHidden="0" w:uiPriority="72" w:unhideWhenUsed="0"/>
+    <w:lsdException w:name="Colorful Grid Accent 5" w:semiHidden="0" w:uiPriority="73" w:unhideWhenUsed="0"/>
+    <w:lsdException w:name="Light Shading Accent 6" w:semiHidden="0" w:uiPriority="60" w:unhideWhenUsed="0"/>
+    <w:lsdException w:name="Light List Accent 6" w:semiHidden="0" w:uiPriority="61" w:unhideWhenUsed="0"/>
+    <w:lsdException w:name="Light Grid Accent 6" w:semiHidden="0" w:uiPriority="62" w:unhideWhenUsed="0"/>
+    <w:lsdException w:name="Medium Shading 1 Accent 6" w:semiHidden="0" w:uiPriority="63" w:unhideWhenUsed="0"/>
+    <w:lsdException w:name="Medium Shading 2 Accent 6" w:semiHidden="0" w:uiPriority="64" w:unhideWhenUsed="0"/>
+    <w:lsdException w:name="Medium List 1 Accent 6" w:semiHidden="0" w:uiPriority="65" w:unhideWhenUsed="0"/>
+    <w:lsdException w:name="Medium List 2 Accent 6" w:semiHidden="0" w:uiPriority="66" w:unhideWhenUsed="0"/>
+    <w:lsdException w:name="Medium Grid 1 Accent 6" w:semiHidden="0" w:uiPriority="67" w:unhideWhenUsed="0"/>
+    <w:lsdException w:name="Medium Grid 2 Accent 6" w:semiHidden="0" w:uiPriority="68" w:unhideWhenUsed="0"/>
+    <w:lsdException w:name="Medium Grid 3 Accent 6" w:semiHidden="0" w:uiPriority="69" w:unhideWhenUsed="0"/>
+    <w:lsdException w:name="Dark List Accent 6" w:semiHidden="0" w:uiPriority="70" w:unhideWhenUsed="0"/>
+    <w:lsdException w:name="Colorful Shading Accent 6" w:semiHidden="0" w:uiPriority="71" w:unhideWhenUsed="0"/>
+    <w:lsdException w:name="Colorful List Accent 6" w:semiHidden="0" w:uiPriority="72" w:unhideWhenUsed="0"/>
+    <w:lsdException w:name="Colorful Grid Accent 6" w:semiHidden="0" w:uiPriority="73" w:unhideWhenUsed="0"/>
+    <w:lsdException w:name="Subtle Emphasis" w:semiHidden="0" w:uiPriority="19" w:unhideWhenUsed="0" w:qFormat="1"/>
+    <w:lsdException w:name="Intense Emphasis" w:semiHidden="0" w:uiPriority="21" w:unhideWhenUsed="0" w:qFormat="1"/>
+    <w:lsdException w:name="Subtle Reference" w:semiHidden="0" w:uiPriority="31" w:unhideWhenUsed="0" w:qFormat="1"/>
+    <w:lsdException w:name="Intense Reference" w:semiHidden="0" w:uiPriority="32" w:unhideWhenUsed="0" w:qFormat="1"/>
+    <w:lsdException w:name="Book Title" w:semiHidden="0" w:uiPriority="33" w:unhideWhenUsed="0" w:qFormat="1"/>
     <w:lsdException w:name="Bibliography" w:uiPriority="37"/>
     <w:lsdException w:name="TOC Heading" w:uiPriority="39" w:qFormat="1"/>
   </w:latentStyles>
-  <w:style w:type="paragraph" w:styleId="Normal" w:default="1">
+  <w:style w:type="paragraph" w:default="1" w:styleId="Normal">
     <w:name w:val="Normal"/>
     <w:qFormat/>
     <w:rsid w:val="004802AF"/>
   </w:style>
-  <w:style w:type="character" w:styleId="DefaultParagraphFont" w:default="1">
+  <w:style w:type="character" w:default="1" w:styleId="DefaultParagraphFont">
     <w:name w:val="Default Paragraph Font"/>
     <w:uiPriority w:val="1"/>
     <w:semiHidden/>
     <w:unhideWhenUsed/>
   </w:style>
-  <w:style w:type="table" w:styleId="TableNormal" w:default="1">
+  <w:style w:type="table" w:default="1" w:styleId="TableNormal">
     <w:name w:val="Normal Table"/>
     <w:uiPriority w:val="99"/>
     <w:semiHidden/>
@@ -2460,7 +2232,7 @@
       </w:tblCellMar>
     </w:tblPr>
   </w:style>
-  <w:style w:type="numbering" w:styleId="NoList" w:default="1">
+  <w:style w:type="numbering" w:default="1" w:styleId="NoList">
     <w:name w:val="No List"/>
     <w:uiPriority w:val="99"/>
     <w:semiHidden/>
